--- a/Annex U.docx
+++ b/Annex U.docx
@@ -7,26 +7,31 @@
         <w:pStyle w:val="PRIEDAI1"/>
         <w:rPr>
           <w:rStyle w:val="Grietas"/>
+          <w:rFonts w:ascii="Times New Roman" w:hAnsi="Times New Roman" w:cs="Times New Roman"/>
           <w:b/>
+          <w:sz w:val="22"/>
+          <w:szCs w:val="22"/>
         </w:rPr>
       </w:pPr>
       <w:bookmarkStart w:id="0" w:name="_Toc196154704"/>
       <w:bookmarkStart w:id="1" w:name="anA"/>
       <w:proofErr w:type="spellStart"/>
       <w:r>
+        <w:rPr>
+          <w:rFonts w:ascii="Times New Roman" w:hAnsi="Times New Roman" w:cs="Times New Roman"/>
+          <w:sz w:val="22"/>
+          <w:szCs w:val="22"/>
+        </w:rPr>
         <w:t>Annex</w:t>
       </w:r>
       <w:proofErr w:type="spellEnd"/>
       <w:r>
-        <w:t xml:space="preserve"> </w:t>
-      </w:r>
-      <w:r>
-        <w:t>U</w:t>
-      </w:r>
-      <w:bookmarkStart w:id="2" w:name="_GoBack"/>
-      <w:bookmarkEnd w:id="2"/>
-      <w:r>
-        <w:t xml:space="preserve">. </w:t>
+        <w:rPr>
+          <w:rFonts w:ascii="Times New Roman" w:hAnsi="Times New Roman" w:cs="Times New Roman"/>
+          <w:sz w:val="22"/>
+          <w:szCs w:val="22"/>
+        </w:rPr>
+        <w:t xml:space="preserve"> U. </w:t>
       </w:r>
       <w:bookmarkEnd w:id="0"/>
       <w:bookmarkEnd w:id="1"/>
@@ -34,7 +39,10 @@
       <w:r>
         <w:rPr>
           <w:rStyle w:val="Grietas"/>
+          <w:rFonts w:ascii="Times New Roman" w:hAnsi="Times New Roman" w:cs="Times New Roman"/>
           <w:b/>
+          <w:sz w:val="22"/>
+          <w:szCs w:val="22"/>
         </w:rPr>
         <w:t>Counting</w:t>
       </w:r>
@@ -42,7 +50,10 @@
       <w:r>
         <w:rPr>
           <w:rStyle w:val="Grietas"/>
+          <w:rFonts w:ascii="Times New Roman" w:hAnsi="Times New Roman" w:cs="Times New Roman"/>
           <w:b/>
+          <w:sz w:val="22"/>
+          <w:szCs w:val="22"/>
         </w:rPr>
         <w:t xml:space="preserve"> </w:t>
       </w:r>
@@ -50,17 +61,34 @@
       <w:r>
         <w:rPr>
           <w:rStyle w:val="Grietas"/>
+          <w:rFonts w:ascii="Times New Roman" w:hAnsi="Times New Roman" w:cs="Times New Roman"/>
           <w:b/>
-        </w:rPr>
-        <w:t>t</w:t>
-      </w:r>
+          <w:sz w:val="22"/>
+          <w:szCs w:val="22"/>
+        </w:rPr>
+        <w:t>tunable</w:t>
+      </w:r>
+      <w:proofErr w:type="spellEnd"/>
       <w:r>
         <w:rPr>
           <w:rStyle w:val="Grietas"/>
           <w:rFonts w:ascii="Times New Roman" w:hAnsi="Times New Roman" w:cs="Times New Roman"/>
           <w:b/>
-        </w:rPr>
-        <w:t>unable</w:t>
+          <w:sz w:val="22"/>
+          <w:szCs w:val="22"/>
+        </w:rPr>
+        <w:t xml:space="preserve"> </w:t>
+      </w:r>
+      <w:proofErr w:type="spellStart"/>
+      <w:r>
+        <w:rPr>
+          <w:rStyle w:val="Grietas"/>
+          <w:rFonts w:ascii="Times New Roman" w:hAnsi="Times New Roman" w:cs="Times New Roman"/>
+          <w:b/>
+          <w:sz w:val="22"/>
+          <w:szCs w:val="22"/>
+        </w:rPr>
+        <w:t>modelling</w:t>
       </w:r>
       <w:proofErr w:type="spellEnd"/>
       <w:r>
@@ -68,6 +96,8 @@
           <w:rStyle w:val="Grietas"/>
           <w:rFonts w:ascii="Times New Roman" w:hAnsi="Times New Roman" w:cs="Times New Roman"/>
           <w:b/>
+          <w:sz w:val="22"/>
+          <w:szCs w:val="22"/>
         </w:rPr>
         <w:t xml:space="preserve"> </w:t>
       </w:r>
@@ -77,24 +107,8 @@
           <w:rStyle w:val="Grietas"/>
           <w:rFonts w:ascii="Times New Roman" w:hAnsi="Times New Roman" w:cs="Times New Roman"/>
           <w:b/>
-        </w:rPr>
-        <w:t>modelling</w:t>
-      </w:r>
-      <w:proofErr w:type="spellEnd"/>
-      <w:r>
-        <w:rPr>
-          <w:rStyle w:val="Grietas"/>
-          <w:rFonts w:ascii="Times New Roman" w:hAnsi="Times New Roman" w:cs="Times New Roman"/>
-          <w:b/>
-        </w:rPr>
-        <w:t xml:space="preserve"> </w:t>
-      </w:r>
-      <w:proofErr w:type="spellStart"/>
-      <w:r>
-        <w:rPr>
-          <w:rStyle w:val="Grietas"/>
-          <w:rFonts w:ascii="Times New Roman" w:hAnsi="Times New Roman" w:cs="Times New Roman"/>
-          <w:b/>
+          <w:sz w:val="22"/>
+          <w:szCs w:val="22"/>
         </w:rPr>
         <w:t>parameters</w:t>
       </w:r>
@@ -115,39 +129,14 @@
           <w:sz w:val="22"/>
           <w:szCs w:val="22"/>
         </w:rPr>
-        <w:t>The following t</w:t>
-      </w:r>
-      <w:r>
-        <w:rPr>
-          <w:rStyle w:val="Grietas"/>
-          <w:b w:val="0"/>
-          <w:sz w:val="22"/>
-          <w:szCs w:val="22"/>
-        </w:rPr>
-        <w:t>unable modelling parameters</w:t>
-      </w:r>
-      <w:r>
-        <w:rPr>
-          <w:rStyle w:val="Grietas"/>
-          <w:b w:val="0"/>
-          <w:sz w:val="22"/>
-          <w:szCs w:val="22"/>
-        </w:rPr>
-        <w:t xml:space="preserve"> </w:t>
-      </w:r>
-      <w:r>
-        <w:rPr>
-          <w:sz w:val="22"/>
-          <w:szCs w:val="22"/>
-        </w:rPr>
-        <w:t>that a data scientist typically needs to choose</w:t>
-      </w:r>
-      <w:r>
-        <w:rPr>
-          <w:sz w:val="22"/>
-          <w:szCs w:val="22"/>
-        </w:rPr>
-        <w:t xml:space="preserve"> </w:t>
+        <w:t xml:space="preserve">The following tunable modelling parameters </w:t>
+      </w:r>
+      <w:r>
+        <w:rPr>
+          <w:sz w:val="22"/>
+          <w:szCs w:val="22"/>
+        </w:rPr>
+        <w:t xml:space="preserve">that a data scientist typically needs to choose </w:t>
       </w:r>
       <w:r>
         <w:rPr>
@@ -183,14 +172,7 @@
           <w:sz w:val="22"/>
           <w:szCs w:val="22"/>
         </w:rPr>
-        <w:t>m</w:t>
-      </w:r>
-      <w:r>
-        <w:rPr>
-          <w:sz w:val="22"/>
-          <w:szCs w:val="22"/>
-        </w:rPr>
-        <w:t xml:space="preserve">odel </w:t>
+        <w:t xml:space="preserve">model </w:t>
       </w:r>
       <w:proofErr w:type="spellStart"/>
       <w:r>
@@ -219,14 +201,7 @@
           <w:sz w:val="22"/>
           <w:szCs w:val="22"/>
         </w:rPr>
-        <w:t>m</w:t>
-      </w:r>
-      <w:r>
-        <w:rPr>
-          <w:sz w:val="22"/>
-          <w:szCs w:val="22"/>
-        </w:rPr>
-        <w:t>ethod-specific parameters</w:t>
+        <w:t>method-specific parameters</w:t>
       </w:r>
     </w:p>
     <w:p>
@@ -247,14 +222,7 @@
           <w:sz w:val="22"/>
           <w:szCs w:val="22"/>
         </w:rPr>
-        <w:t>t</w:t>
-      </w:r>
-      <w:r>
-        <w:rPr>
-          <w:sz w:val="22"/>
-          <w:szCs w:val="22"/>
-        </w:rPr>
-        <w:t>hresholding</w:t>
+        <w:t>thresholding</w:t>
       </w:r>
       <w:proofErr w:type="spellEnd"/>
       <w:r>
@@ -280,37 +248,14 @@
           <w:sz w:val="22"/>
           <w:szCs w:val="22"/>
         </w:rPr>
-        <w:t>C</w:t>
-      </w:r>
-      <w:r>
-        <w:rPr>
-          <w:rStyle w:val="Grietas"/>
-          <w:b w:val="0"/>
-          <w:sz w:val="22"/>
-          <w:szCs w:val="22"/>
-        </w:rPr>
-        <w:t>onservative, commonly used ranges</w:t>
-      </w:r>
-      <w:r>
-        <w:rPr>
-          <w:sz w:val="22"/>
-          <w:szCs w:val="22"/>
-        </w:rPr>
-        <w:t>, not exhaustive theoretical ranges</w:t>
-      </w:r>
-      <w:r>
-        <w:rPr>
-          <w:sz w:val="22"/>
-          <w:szCs w:val="22"/>
-        </w:rPr>
-        <w:t xml:space="preserve"> were assumed</w:t>
-      </w:r>
-      <w:r>
-        <w:rPr>
-          <w:sz w:val="22"/>
-          <w:szCs w:val="22"/>
-        </w:rPr>
-        <w:t>.</w:t>
+        <w:t>Conservative, commonly used ranges</w:t>
+      </w:r>
+      <w:r>
+        <w:rPr>
+          <w:sz w:val="22"/>
+          <w:szCs w:val="22"/>
+        </w:rPr>
+        <w:t>, not exhaustive theoretical ranges were assumed.</w:t>
       </w:r>
     </w:p>
     <w:p>
@@ -584,7 +529,7 @@
           <w:rFonts w:ascii="Times New Roman" w:hAnsi="Times New Roman" w:cs="Times New Roman"/>
         </w:rPr>
         <w:pict>
-          <v:rect id="_x0000_i1083" style="width:0;height:1.5pt" o:hralign="center" o:hrstd="t" o:hr="t" fillcolor="#a0a0a0" stroked="f"/>
+          <v:rect id="_x0000_i1025" style="width:0;height:1.5pt" o:hralign="center" o:hrstd="t" o:hr="t" fillcolor="#a0a0a0" stroked="f"/>
         </w:pict>
       </w:r>
     </w:p>
@@ -811,7 +756,7 @@
           <w:rFonts w:ascii="Times New Roman" w:hAnsi="Times New Roman" w:cs="Times New Roman"/>
         </w:rPr>
         <w:pict>
-          <v:rect id="_x0000_i1084" style="width:0;height:1.5pt" o:hralign="center" o:hrstd="t" o:hr="t" fillcolor="#a0a0a0" stroked="f"/>
+          <v:rect id="_x0000_i1026" style="width:0;height:1.5pt" o:hralign="center" o:hrstd="t" o:hr="t" fillcolor="#a0a0a0" stroked="f"/>
         </w:pict>
       </w:r>
     </w:p>
@@ -832,16 +777,7 @@
           <w:sz w:val="22"/>
           <w:szCs w:val="22"/>
         </w:rPr>
-        <w:t>1.3 Ensemble of Classifie</w:t>
-      </w:r>
-      <w:r>
-        <w:rPr>
-          <w:rFonts w:ascii="Times New Roman" w:hAnsi="Times New Roman" w:cs="Times New Roman"/>
-          <w:color w:val="auto"/>
-          <w:sz w:val="22"/>
-          <w:szCs w:val="22"/>
-        </w:rPr>
-        <w:t>rs</w:t>
+        <w:t>1.3 Ensemble of Classifiers</w:t>
       </w:r>
     </w:p>
     <w:p>
@@ -1034,7 +970,7 @@
           <w:rFonts w:ascii="Times New Roman" w:hAnsi="Times New Roman" w:cs="Times New Roman"/>
         </w:rPr>
         <w:pict>
-          <v:rect id="_x0000_i1085" style="width:0;height:1.5pt" o:hralign="center" o:hrstd="t" o:hr="t" fillcolor="#a0a0a0" stroked="f"/>
+          <v:rect id="_x0000_i1027" style="width:0;height:1.5pt" o:hralign="center" o:hrstd="t" o:hr="t" fillcolor="#a0a0a0" stroked="f"/>
         </w:pict>
       </w:r>
     </w:p>
@@ -1181,7 +1117,7 @@
           <w:rFonts w:ascii="Times New Roman" w:hAnsi="Times New Roman" w:cs="Times New Roman"/>
         </w:rPr>
         <w:pict>
-          <v:rect id="_x0000_i1086" style="width:0;height:1.5pt" o:hralign="center" o:hrstd="t" o:hr="t" fillcolor="#a0a0a0" stroked="f"/>
+          <v:rect id="_x0000_i1028" style="width:0;height:1.5pt" o:hralign="center" o:hrstd="t" o:hr="t" fillcolor="#a0a0a0" stroked="f"/>
         </w:pict>
       </w:r>
     </w:p>
@@ -1339,7 +1275,7 @@
           <w:rFonts w:ascii="Times New Roman" w:hAnsi="Times New Roman" w:cs="Times New Roman"/>
         </w:rPr>
         <w:pict>
-          <v:rect id="_x0000_i1087" style="width:0;height:1.5pt" o:hralign="center" o:hrstd="t" o:hr="t" fillcolor="#a0a0a0" stroked="f"/>
+          <v:rect id="_x0000_i1029" style="width:0;height:1.5pt" o:hralign="center" o:hrstd="t" o:hr="t" fillcolor="#a0a0a0" stroked="f"/>
         </w:pict>
       </w:r>
     </w:p>
@@ -1497,7 +1433,7 @@
           <w:rFonts w:ascii="Times New Roman" w:hAnsi="Times New Roman" w:cs="Times New Roman"/>
         </w:rPr>
         <w:pict>
-          <v:rect id="_x0000_i1088" style="width:0;height:1.5pt" o:hralign="center" o:hrstd="t" o:hr="t" fillcolor="#a0a0a0" stroked="f"/>
+          <v:rect id="_x0000_i1030" style="width:0;height:1.5pt" o:hralign="center" o:hrstd="t" o:hr="t" fillcolor="#a0a0a0" stroked="f"/>
         </w:pict>
       </w:r>
     </w:p>
@@ -1634,7 +1570,7 @@
           <w:rFonts w:ascii="Times New Roman" w:hAnsi="Times New Roman" w:cs="Times New Roman"/>
         </w:rPr>
         <w:pict>
-          <v:rect id="_x0000_i1089" style="width:0;height:1.5pt" o:hralign="center" o:hrstd="t" o:hr="t" fillcolor="#a0a0a0" stroked="f"/>
+          <v:rect id="_x0000_i1031" style="width:0;height:1.5pt" o:hralign="center" o:hrstd="t" o:hr="t" fillcolor="#a0a0a0" stroked="f"/>
         </w:pict>
       </w:r>
     </w:p>
@@ -1763,7 +1699,7 @@
           <w:rFonts w:ascii="Times New Roman" w:hAnsi="Times New Roman" w:cs="Times New Roman"/>
         </w:rPr>
         <w:pict>
-          <v:rect id="_x0000_i1090" style="width:0;height:1.5pt" o:hralign="center" o:hrstd="t" o:hr="t" fillcolor="#a0a0a0" stroked="f"/>
+          <v:rect id="_x0000_i1032" style="width:0;height:1.5pt" o:hralign="center" o:hrstd="t" o:hr="t" fillcolor="#a0a0a0" stroked="f"/>
         </w:pict>
       </w:r>
     </w:p>
@@ -2011,7 +1947,7 @@
           <w:rFonts w:ascii="Times New Roman" w:hAnsi="Times New Roman" w:cs="Times New Roman"/>
         </w:rPr>
         <w:pict>
-          <v:rect id="_x0000_i1091" style="width:0;height:1.5pt" o:hralign="center" o:hrstd="t" o:hr="t" fillcolor="#a0a0a0" stroked="f"/>
+          <v:rect id="_x0000_i1033" style="width:0;height:1.5pt" o:hralign="center" o:hrstd="t" o:hr="t" fillcolor="#a0a0a0" stroked="f"/>
         </w:pict>
       </w:r>
     </w:p>
@@ -2290,7 +2226,7 @@
           <w:rFonts w:ascii="Times New Roman" w:hAnsi="Times New Roman" w:cs="Times New Roman"/>
         </w:rPr>
         <w:pict>
-          <v:rect id="_x0000_i1092" style="width:0;height:1.5pt" o:hralign="center" o:hrstd="t" o:hr="t" fillcolor="#a0a0a0" stroked="f"/>
+          <v:rect id="_x0000_i1034" style="width:0;height:1.5pt" o:hralign="center" o:hrstd="t" o:hr="t" fillcolor="#a0a0a0" stroked="f"/>
         </w:pict>
       </w:r>
     </w:p>
@@ -2416,7 +2352,7 @@
           <w:rFonts w:ascii="Times New Roman" w:hAnsi="Times New Roman" w:cs="Times New Roman"/>
         </w:rPr>
         <w:pict>
-          <v:rect id="_x0000_i1093" style="width:0;height:1.5pt" o:hralign="center" o:hrstd="t" o:hr="t" fillcolor="#a0a0a0" stroked="f"/>
+          <v:rect id="_x0000_i1035" style="width:0;height:1.5pt" o:hralign="center" o:hrstd="t" o:hr="t" fillcolor="#a0a0a0" stroked="f"/>
         </w:pict>
       </w:r>
     </w:p>
@@ -3790,6 +3726,697 @@
         </w:tc>
       </w:tr>
     </w:tbl>
+    <w:p>
+      <w:pPr>
+        <w:rPr>
+          <w:rFonts w:ascii="Times New Roman" w:hAnsi="Times New Roman" w:cs="Times New Roman"/>
+        </w:rPr>
+      </w:pPr>
+    </w:p>
+    <w:p>
+      <w:pPr>
+        <w:pStyle w:val="Antrat1"/>
+        <w:rPr>
+          <w:rFonts w:ascii="Times New Roman" w:hAnsi="Times New Roman" w:cs="Times New Roman"/>
+          <w:color w:val="auto"/>
+          <w:sz w:val="22"/>
+          <w:szCs w:val="22"/>
+        </w:rPr>
+      </w:pPr>
+      <w:r>
+        <w:rPr>
+          <w:rStyle w:val="Grietas"/>
+          <w:rFonts w:ascii="Times New Roman" w:hAnsi="Times New Roman" w:cs="Times New Roman"/>
+          <w:b w:val="0"/>
+          <w:bCs w:val="0"/>
+          <w:color w:val="auto"/>
+          <w:sz w:val="22"/>
+          <w:szCs w:val="22"/>
+        </w:rPr>
+        <w:t>T</w:t>
+      </w:r>
+      <w:r>
+        <w:rPr>
+          <w:rStyle w:val="Grietas"/>
+          <w:rFonts w:ascii="Times New Roman" w:hAnsi="Times New Roman" w:cs="Times New Roman"/>
+          <w:b w:val="0"/>
+          <w:bCs w:val="0"/>
+          <w:color w:val="auto"/>
+          <w:sz w:val="22"/>
+          <w:szCs w:val="22"/>
+        </w:rPr>
+        <w:t>otal as a Union of Modelling Choices</w:t>
+      </w:r>
+      <w:r>
+        <w:rPr>
+          <w:rStyle w:val="Grietas"/>
+          <w:rFonts w:ascii="Times New Roman" w:hAnsi="Times New Roman" w:cs="Times New Roman"/>
+          <w:b w:val="0"/>
+          <w:bCs w:val="0"/>
+          <w:color w:val="auto"/>
+          <w:sz w:val="22"/>
+          <w:szCs w:val="22"/>
+        </w:rPr>
+        <w:t xml:space="preserve"> (t</w:t>
+      </w:r>
+      <w:r>
+        <w:rPr>
+          <w:rFonts w:ascii="Times New Roman" w:hAnsi="Times New Roman" w:cs="Times New Roman"/>
+          <w:color w:val="auto"/>
+          <w:sz w:val="22"/>
+          <w:szCs w:val="22"/>
+        </w:rPr>
+        <w:t>his answers:</w:t>
+      </w:r>
+      <w:r>
+        <w:rPr>
+          <w:rFonts w:ascii="Times New Roman" w:hAnsi="Times New Roman" w:cs="Times New Roman"/>
+          <w:color w:val="auto"/>
+          <w:sz w:val="22"/>
+          <w:szCs w:val="22"/>
+        </w:rPr>
+        <w:t xml:space="preserve"> </w:t>
+      </w:r>
+      <w:r>
+        <w:rPr>
+          <w:rStyle w:val="Emfaz"/>
+          <w:rFonts w:ascii="Times New Roman" w:hAnsi="Times New Roman" w:cs="Times New Roman"/>
+          <w:color w:val="auto"/>
+          <w:sz w:val="22"/>
+          <w:szCs w:val="22"/>
+        </w:rPr>
+        <w:t xml:space="preserve">“How large is the modelling search space if a data scientist may choose </w:t>
+      </w:r>
+      <w:r>
+        <w:rPr>
+          <w:rStyle w:val="Grietas"/>
+          <w:rFonts w:ascii="Times New Roman" w:hAnsi="Times New Roman" w:cs="Times New Roman"/>
+          <w:i/>
+          <w:iCs/>
+          <w:color w:val="auto"/>
+          <w:sz w:val="22"/>
+          <w:szCs w:val="22"/>
+        </w:rPr>
+        <w:t>any one</w:t>
+      </w:r>
+      <w:r>
+        <w:rPr>
+          <w:rStyle w:val="Emfaz"/>
+          <w:rFonts w:ascii="Times New Roman" w:hAnsi="Times New Roman" w:cs="Times New Roman"/>
+          <w:color w:val="auto"/>
+          <w:sz w:val="22"/>
+          <w:szCs w:val="22"/>
+        </w:rPr>
+        <w:t xml:space="preserve"> of these methods?”</w:t>
+      </w:r>
+      <w:r>
+        <w:rPr>
+          <w:rStyle w:val="Emfaz"/>
+          <w:rFonts w:ascii="Times New Roman" w:hAnsi="Times New Roman" w:cs="Times New Roman"/>
+          <w:color w:val="auto"/>
+          <w:sz w:val="22"/>
+          <w:szCs w:val="22"/>
+        </w:rPr>
+        <w:t>)</w:t>
+      </w:r>
+    </w:p>
+    <w:p>
+      <w:pPr>
+        <w:pStyle w:val="Antrat3"/>
+        <w:rPr>
+          <w:sz w:val="22"/>
+          <w:szCs w:val="22"/>
+        </w:rPr>
+      </w:pPr>
+      <w:r>
+        <w:rPr>
+          <w:sz w:val="22"/>
+          <w:szCs w:val="22"/>
+        </w:rPr>
+        <w:t>Upper-bound total</w:t>
+      </w:r>
+    </w:p>
+    <w:p>
+      <w:pPr>
+        <w:pStyle w:val="prastasiniatinklio"/>
+        <w:rPr>
+          <w:sz w:val="22"/>
+          <w:szCs w:val="22"/>
+        </w:rPr>
+      </w:pPr>
+      <w:r>
+        <w:rPr>
+          <w:sz w:val="22"/>
+          <w:szCs w:val="22"/>
+        </w:rPr>
+        <w:t>Sum of all upper bounds:</w:t>
+      </w:r>
+    </w:p>
+    <w:p>
+      <w:pPr>
+        <w:rPr>
+          <w:rFonts w:ascii="Times New Roman" w:hAnsi="Times New Roman" w:cs="Times New Roman"/>
+        </w:rPr>
+      </w:pPr>
+      <w:r>
+        <w:rPr>
+          <w:rStyle w:val="katex-mathml"/>
+          <w:rFonts w:ascii="Times New Roman" w:hAnsi="Times New Roman" w:cs="Times New Roman"/>
+        </w:rPr>
+        <w:t>100+10,000+100,000+100+1,000+100+100+1,000+10,000+100+100,000+1,000,000</w:t>
+      </w:r>
+      <w:r>
+        <w:rPr>
+          <w:rStyle w:val="katex-mathml"/>
+          <w:rFonts w:ascii="Times New Roman" w:hAnsi="Times New Roman" w:cs="Times New Roman"/>
+        </w:rPr>
+        <w:t>100 + 10,000 + 100,000 + 100 + 1,</w:t>
+      </w:r>
+      <w:r>
+        <w:rPr>
+          <w:rStyle w:val="katex-mathml"/>
+          <w:rFonts w:ascii="Times New Roman" w:hAnsi="Times New Roman" w:cs="Times New Roman"/>
+        </w:rPr>
+        <w:t>000 + 100 + 100 +</w:t>
+      </w:r>
+      <w:r>
+        <w:rPr>
+          <w:rStyle w:val="katex-mathml"/>
+          <w:rFonts w:ascii="Times New Roman" w:hAnsi="Times New Roman" w:cs="Times New Roman"/>
+        </w:rPr>
+        <w:t xml:space="preserve"> 1,000 + 10,000 + 100 + 100,000 + 1</w:t>
+      </w:r>
+      <w:r>
+        <w:rPr>
+          <w:rStyle w:val="katex-mathml"/>
+          <w:rFonts w:ascii="Times New Roman" w:hAnsi="Times New Roman" w:cs="Times New Roman"/>
+        </w:rPr>
+        <w:t>,</w:t>
+      </w:r>
+      <w:r>
+        <w:rPr>
+          <w:rStyle w:val="katex-mathml"/>
+          <w:rFonts w:ascii="Times New Roman" w:hAnsi="Times New Roman" w:cs="Times New Roman"/>
+        </w:rPr>
+        <w:t>000,</w:t>
+      </w:r>
+      <w:r>
+        <w:rPr>
+          <w:rStyle w:val="katex-mathml"/>
+          <w:rFonts w:ascii="Times New Roman" w:hAnsi="Times New Roman" w:cs="Times New Roman"/>
+        </w:rPr>
+        <w:t>000</w:t>
+      </w:r>
+      <w:r>
+        <w:rPr>
+          <w:rStyle w:val="mord"/>
+          <w:rFonts w:ascii="Times New Roman" w:hAnsi="Times New Roman" w:cs="Times New Roman"/>
+        </w:rPr>
+        <w:t>100</w:t>
+      </w:r>
+      <w:r>
+        <w:rPr>
+          <w:rStyle w:val="mbin"/>
+          <w:rFonts w:ascii="Times New Roman" w:hAnsi="Times New Roman" w:cs="Times New Roman"/>
+        </w:rPr>
+        <w:t>+</w:t>
+      </w:r>
+      <w:r>
+        <w:rPr>
+          <w:rStyle w:val="mord"/>
+          <w:rFonts w:ascii="Times New Roman" w:hAnsi="Times New Roman" w:cs="Times New Roman"/>
+        </w:rPr>
+        <w:t>10</w:t>
+      </w:r>
+      <w:r>
+        <w:rPr>
+          <w:rStyle w:val="mpunct"/>
+          <w:rFonts w:ascii="Times New Roman" w:hAnsi="Times New Roman" w:cs="Times New Roman"/>
+        </w:rPr>
+        <w:t>,</w:t>
+      </w:r>
+      <w:r>
+        <w:rPr>
+          <w:rStyle w:val="mord"/>
+          <w:rFonts w:ascii="Times New Roman" w:hAnsi="Times New Roman" w:cs="Times New Roman"/>
+        </w:rPr>
+        <w:t>000</w:t>
+      </w:r>
+      <w:r>
+        <w:rPr>
+          <w:rStyle w:val="mbin"/>
+          <w:rFonts w:ascii="Times New Roman" w:hAnsi="Times New Roman" w:cs="Times New Roman"/>
+        </w:rPr>
+        <w:t>+</w:t>
+      </w:r>
+      <w:r>
+        <w:rPr>
+          <w:rStyle w:val="mord"/>
+          <w:rFonts w:ascii="Times New Roman" w:hAnsi="Times New Roman" w:cs="Times New Roman"/>
+        </w:rPr>
+        <w:t>100</w:t>
+      </w:r>
+      <w:r>
+        <w:rPr>
+          <w:rStyle w:val="mpunct"/>
+          <w:rFonts w:ascii="Times New Roman" w:hAnsi="Times New Roman" w:cs="Times New Roman"/>
+        </w:rPr>
+        <w:t>,</w:t>
+      </w:r>
+      <w:r>
+        <w:rPr>
+          <w:rStyle w:val="mord"/>
+          <w:rFonts w:ascii="Times New Roman" w:hAnsi="Times New Roman" w:cs="Times New Roman"/>
+        </w:rPr>
+        <w:t>000</w:t>
+      </w:r>
+      <w:r>
+        <w:rPr>
+          <w:rStyle w:val="mbin"/>
+          <w:rFonts w:ascii="Times New Roman" w:hAnsi="Times New Roman" w:cs="Times New Roman"/>
+        </w:rPr>
+        <w:t>+</w:t>
+      </w:r>
+      <w:r>
+        <w:rPr>
+          <w:rStyle w:val="mord"/>
+          <w:rFonts w:ascii="Times New Roman" w:hAnsi="Times New Roman" w:cs="Times New Roman"/>
+        </w:rPr>
+        <w:t>100</w:t>
+      </w:r>
+      <w:r>
+        <w:rPr>
+          <w:rStyle w:val="mbin"/>
+          <w:rFonts w:ascii="Times New Roman" w:hAnsi="Times New Roman" w:cs="Times New Roman"/>
+        </w:rPr>
+        <w:t>+</w:t>
+      </w:r>
+      <w:r>
+        <w:rPr>
+          <w:rStyle w:val="mord"/>
+          <w:rFonts w:ascii="Times New Roman" w:hAnsi="Times New Roman" w:cs="Times New Roman"/>
+        </w:rPr>
+        <w:t>1</w:t>
+      </w:r>
+      <w:r>
+        <w:rPr>
+          <w:rStyle w:val="mpunct"/>
+          <w:rFonts w:ascii="Times New Roman" w:hAnsi="Times New Roman" w:cs="Times New Roman"/>
+        </w:rPr>
+        <w:t>,</w:t>
+      </w:r>
+      <w:r>
+        <w:rPr>
+          <w:rStyle w:val="mord"/>
+          <w:rFonts w:ascii="Times New Roman" w:hAnsi="Times New Roman" w:cs="Times New Roman"/>
+        </w:rPr>
+        <w:t>000</w:t>
+      </w:r>
+      <w:r>
+        <w:rPr>
+          <w:rStyle w:val="mbin"/>
+          <w:rFonts w:ascii="Times New Roman" w:hAnsi="Times New Roman" w:cs="Times New Roman"/>
+        </w:rPr>
+        <w:t>+</w:t>
+      </w:r>
+      <w:r>
+        <w:rPr>
+          <w:rStyle w:val="mord"/>
+          <w:rFonts w:ascii="Times New Roman" w:hAnsi="Times New Roman" w:cs="Times New Roman"/>
+        </w:rPr>
+        <w:t>100</w:t>
+      </w:r>
+      <w:r>
+        <w:rPr>
+          <w:rStyle w:val="mbin"/>
+          <w:rFonts w:ascii="Times New Roman" w:hAnsi="Times New Roman" w:cs="Times New Roman"/>
+        </w:rPr>
+        <w:t>+</w:t>
+      </w:r>
+      <w:r>
+        <w:rPr>
+          <w:rStyle w:val="mord"/>
+          <w:rFonts w:ascii="Times New Roman" w:hAnsi="Times New Roman" w:cs="Times New Roman"/>
+        </w:rPr>
+        <w:t>100</w:t>
+      </w:r>
+      <w:r>
+        <w:rPr>
+          <w:rStyle w:val="mbin"/>
+          <w:rFonts w:ascii="Times New Roman" w:hAnsi="Times New Roman" w:cs="Times New Roman"/>
+        </w:rPr>
+        <w:t>+</w:t>
+      </w:r>
+      <w:r>
+        <w:rPr>
+          <w:rStyle w:val="mord"/>
+          <w:rFonts w:ascii="Times New Roman" w:hAnsi="Times New Roman" w:cs="Times New Roman"/>
+        </w:rPr>
+        <w:t>1</w:t>
+      </w:r>
+      <w:r>
+        <w:rPr>
+          <w:rStyle w:val="mpunct"/>
+          <w:rFonts w:ascii="Times New Roman" w:hAnsi="Times New Roman" w:cs="Times New Roman"/>
+        </w:rPr>
+        <w:t>,</w:t>
+      </w:r>
+      <w:r>
+        <w:rPr>
+          <w:rStyle w:val="mord"/>
+          <w:rFonts w:ascii="Times New Roman" w:hAnsi="Times New Roman" w:cs="Times New Roman"/>
+        </w:rPr>
+        <w:t>000</w:t>
+      </w:r>
+      <w:r>
+        <w:rPr>
+          <w:rStyle w:val="mbin"/>
+          <w:rFonts w:ascii="Times New Roman" w:hAnsi="Times New Roman" w:cs="Times New Roman"/>
+        </w:rPr>
+        <w:t>+</w:t>
+      </w:r>
+      <w:r>
+        <w:rPr>
+          <w:rStyle w:val="mord"/>
+          <w:rFonts w:ascii="Times New Roman" w:hAnsi="Times New Roman" w:cs="Times New Roman"/>
+        </w:rPr>
+        <w:t>10</w:t>
+      </w:r>
+      <w:r>
+        <w:rPr>
+          <w:rStyle w:val="mpunct"/>
+          <w:rFonts w:ascii="Times New Roman" w:hAnsi="Times New Roman" w:cs="Times New Roman"/>
+        </w:rPr>
+        <w:t>,</w:t>
+      </w:r>
+      <w:r>
+        <w:rPr>
+          <w:rStyle w:val="mord"/>
+          <w:rFonts w:ascii="Times New Roman" w:hAnsi="Times New Roman" w:cs="Times New Roman"/>
+        </w:rPr>
+        <w:t>000</w:t>
+      </w:r>
+      <w:r>
+        <w:rPr>
+          <w:rStyle w:val="mbin"/>
+          <w:rFonts w:ascii="Times New Roman" w:hAnsi="Times New Roman" w:cs="Times New Roman"/>
+        </w:rPr>
+        <w:t>+</w:t>
+      </w:r>
+      <w:r>
+        <w:rPr>
+          <w:rStyle w:val="mord"/>
+          <w:rFonts w:ascii="Times New Roman" w:hAnsi="Times New Roman" w:cs="Times New Roman"/>
+        </w:rPr>
+        <w:t>100</w:t>
+      </w:r>
+      <w:r>
+        <w:rPr>
+          <w:rStyle w:val="mbin"/>
+          <w:rFonts w:ascii="Times New Roman" w:hAnsi="Times New Roman" w:cs="Times New Roman"/>
+        </w:rPr>
+        <w:t>+</w:t>
+      </w:r>
+      <w:r>
+        <w:rPr>
+          <w:rStyle w:val="mord"/>
+          <w:rFonts w:ascii="Times New Roman" w:hAnsi="Times New Roman" w:cs="Times New Roman"/>
+        </w:rPr>
+        <w:t>100</w:t>
+      </w:r>
+      <w:r>
+        <w:rPr>
+          <w:rStyle w:val="mpunct"/>
+          <w:rFonts w:ascii="Times New Roman" w:hAnsi="Times New Roman" w:cs="Times New Roman"/>
+        </w:rPr>
+        <w:t>,</w:t>
+      </w:r>
+      <w:r>
+        <w:rPr>
+          <w:rStyle w:val="mord"/>
+          <w:rFonts w:ascii="Times New Roman" w:hAnsi="Times New Roman" w:cs="Times New Roman"/>
+        </w:rPr>
+        <w:t>000</w:t>
+      </w:r>
+      <w:r>
+        <w:rPr>
+          <w:rStyle w:val="mbin"/>
+          <w:rFonts w:ascii="Times New Roman" w:hAnsi="Times New Roman" w:cs="Times New Roman"/>
+        </w:rPr>
+        <w:t>+</w:t>
+      </w:r>
+      <w:r>
+        <w:rPr>
+          <w:rStyle w:val="mord"/>
+          <w:rFonts w:ascii="Times New Roman" w:hAnsi="Times New Roman" w:cs="Times New Roman"/>
+        </w:rPr>
+        <w:t>1</w:t>
+      </w:r>
+      <w:r>
+        <w:rPr>
+          <w:rStyle w:val="mpunct"/>
+          <w:rFonts w:ascii="Times New Roman" w:hAnsi="Times New Roman" w:cs="Times New Roman"/>
+        </w:rPr>
+        <w:t>,</w:t>
+      </w:r>
+      <w:r>
+        <w:rPr>
+          <w:rStyle w:val="mord"/>
+          <w:rFonts w:ascii="Times New Roman" w:hAnsi="Times New Roman" w:cs="Times New Roman"/>
+        </w:rPr>
+        <w:t>000</w:t>
+      </w:r>
+      <w:r>
+        <w:rPr>
+          <w:rStyle w:val="mpunct"/>
+          <w:rFonts w:ascii="Times New Roman" w:hAnsi="Times New Roman" w:cs="Times New Roman"/>
+        </w:rPr>
+        <w:t>,</w:t>
+      </w:r>
+      <w:r>
+        <w:rPr>
+          <w:rStyle w:val="mord"/>
+          <w:rFonts w:ascii="Times New Roman" w:hAnsi="Times New Roman" w:cs="Times New Roman"/>
+        </w:rPr>
+        <w:t>000</w:t>
+      </w:r>
+      <w:r>
+        <w:rPr>
+          <w:rFonts w:ascii="Times New Roman" w:hAnsi="Times New Roman" w:cs="Times New Roman"/>
+        </w:rPr>
+        <w:t xml:space="preserve"> </w:t>
+      </w:r>
+      <w:r>
+        <w:rPr>
+          <w:rStyle w:val="katex-mathml"/>
+          <w:rFonts w:ascii="Times New Roman" w:hAnsi="Times New Roman" w:cs="Times New Roman"/>
+        </w:rPr>
+        <w:t>≈</w:t>
+      </w:r>
+      <w:r>
+        <w:rPr>
+          <w:rStyle w:val="mord"/>
+          <w:rFonts w:ascii="Times New Roman" w:hAnsi="Times New Roman" w:cs="Times New Roman"/>
+        </w:rPr>
+        <w:t>1</w:t>
+      </w:r>
+      <w:r>
+        <w:rPr>
+          <w:rStyle w:val="mpunct"/>
+          <w:rFonts w:ascii="Times New Roman" w:hAnsi="Times New Roman" w:cs="Times New Roman"/>
+        </w:rPr>
+        <w:t>,</w:t>
+      </w:r>
+      <w:r>
+        <w:rPr>
+          <w:rStyle w:val="mord"/>
+          <w:rFonts w:ascii="Times New Roman" w:hAnsi="Times New Roman" w:cs="Times New Roman"/>
+        </w:rPr>
+        <w:t>221</w:t>
+      </w:r>
+      <w:r>
+        <w:rPr>
+          <w:rStyle w:val="mpunct"/>
+          <w:rFonts w:ascii="Times New Roman" w:hAnsi="Times New Roman" w:cs="Times New Roman"/>
+        </w:rPr>
+        <w:t>,</w:t>
+      </w:r>
+      <w:r>
+        <w:rPr>
+          <w:rStyle w:val="mord"/>
+          <w:rFonts w:ascii="Times New Roman" w:hAnsi="Times New Roman" w:cs="Times New Roman"/>
+        </w:rPr>
+        <w:t>500+</w:t>
+      </w:r>
+      <w:r>
+        <w:rPr>
+          <w:rFonts w:ascii="Times New Roman" w:hAnsi="Times New Roman" w:cs="Times New Roman"/>
+        </w:rPr>
+        <w:t xml:space="preserve"> </w:t>
+      </w:r>
+    </w:p>
+    <w:p>
+      <w:pPr>
+        <w:pStyle w:val="Antrat3"/>
+        <w:rPr>
+          <w:b w:val="0"/>
+          <w:sz w:val="22"/>
+          <w:szCs w:val="22"/>
+        </w:rPr>
+      </w:pPr>
+      <w:r>
+        <w:rPr>
+          <w:rStyle w:val="Grietas"/>
+          <w:b/>
+          <w:bCs/>
+          <w:sz w:val="22"/>
+          <w:szCs w:val="22"/>
+        </w:rPr>
+        <w:t>Total modelling space (union)</w:t>
+      </w:r>
+      <w:r>
+        <w:rPr>
+          <w:rStyle w:val="Grietas"/>
+          <w:b/>
+          <w:bCs/>
+          <w:sz w:val="22"/>
+          <w:szCs w:val="22"/>
+        </w:rPr>
+        <w:t xml:space="preserve"> </w:t>
+      </w:r>
+      <w:r>
+        <w:rPr>
+          <w:rStyle w:val="katex-mathml"/>
+          <w:b w:val="0"/>
+          <w:sz w:val="22"/>
+          <w:szCs w:val="22"/>
+        </w:rPr>
+        <w:t>≈</w:t>
+      </w:r>
+      <m:oMath>
+        <m:sSup>
+          <m:sSupPr>
+            <m:ctrlPr>
+              <w:rPr>
+                <w:rStyle w:val="katex-mathml"/>
+                <w:rFonts w:ascii="Cambria Math" w:hAnsi="Cambria Math"/>
+                <w:b w:val="0"/>
+                <w:sz w:val="22"/>
+                <w:szCs w:val="22"/>
+              </w:rPr>
+            </m:ctrlPr>
+          </m:sSupPr>
+          <m:e>
+            <m:r>
+              <m:rPr>
+                <m:sty m:val="bi"/>
+              </m:rPr>
+              <w:rPr>
+                <w:rStyle w:val="katex-mathml"/>
+                <w:rFonts w:ascii="Cambria Math" w:hAnsi="Cambria Math"/>
+                <w:sz w:val="22"/>
+                <w:szCs w:val="22"/>
+              </w:rPr>
+              <m:t>10</m:t>
+            </m:r>
+          </m:e>
+          <m:sup>
+            <m:r>
+              <m:rPr>
+                <m:sty m:val="bi"/>
+              </m:rPr>
+              <w:rPr>
+                <w:rStyle w:val="katex-mathml"/>
+                <w:rFonts w:ascii="Cambria Math" w:hAnsi="Cambria Math"/>
+                <w:sz w:val="22"/>
+                <w:szCs w:val="22"/>
+              </w:rPr>
+              <m:t>5</m:t>
+            </m:r>
+          </m:sup>
+        </m:sSup>
+      </m:oMath>
+      <w:r>
+        <w:rPr>
+          <w:rStyle w:val="katex-mathml"/>
+          <w:b w:val="0"/>
+          <w:sz w:val="22"/>
+          <w:szCs w:val="22"/>
+        </w:rPr>
+        <w:t> to </w:t>
+      </w:r>
+      <w:bookmarkStart w:id="2" w:name="_GoBack"/>
+      <m:oMath>
+        <m:sSup>
+          <m:sSupPr>
+            <m:ctrlPr>
+              <w:rPr>
+                <w:rStyle w:val="katex-mathml"/>
+                <w:rFonts w:ascii="Cambria Math" w:hAnsi="Cambria Math"/>
+                <w:b w:val="0"/>
+                <w:sz w:val="22"/>
+                <w:szCs w:val="22"/>
+              </w:rPr>
+            </m:ctrlPr>
+          </m:sSupPr>
+          <m:e>
+            <m:r>
+              <m:rPr>
+                <m:sty m:val="bi"/>
+              </m:rPr>
+              <w:rPr>
+                <w:rStyle w:val="katex-mathml"/>
+                <w:rFonts w:ascii="Cambria Math" w:hAnsi="Cambria Math"/>
+                <w:sz w:val="22"/>
+                <w:szCs w:val="22"/>
+              </w:rPr>
+              <m:t>10</m:t>
+            </m:r>
+          </m:e>
+          <m:sup>
+            <m:r>
+              <m:rPr>
+                <m:sty m:val="bi"/>
+              </m:rPr>
+              <w:rPr>
+                <w:rStyle w:val="katex-mathml"/>
+                <w:rFonts w:ascii="Cambria Math" w:hAnsi="Cambria Math"/>
+                <w:sz w:val="22"/>
+                <w:szCs w:val="22"/>
+              </w:rPr>
+              <m:t>6</m:t>
+            </m:r>
+          </m:sup>
+        </m:sSup>
+      </m:oMath>
+      <w:r>
+        <w:rPr>
+          <w:rStyle w:val="katex-mathml"/>
+          <w:b w:val="0"/>
+          <w:sz w:val="22"/>
+          <w:szCs w:val="22"/>
+        </w:rPr>
+        <w:t>+ </w:t>
+      </w:r>
+      <w:bookmarkEnd w:id="2"/>
+      <w:r>
+        <w:rPr>
+          <w:rStyle w:val="katex-mathml"/>
+          <w:b w:val="0"/>
+          <w:sz w:val="22"/>
+          <w:szCs w:val="22"/>
+        </w:rPr>
+        <w:t>parameter combinations</w:t>
+      </w:r>
+      <w:r>
+        <w:rPr>
+          <w:b w:val="0"/>
+          <w:sz w:val="22"/>
+          <w:szCs w:val="22"/>
+        </w:rPr>
+        <w:t xml:space="preserve"> </w:t>
+      </w:r>
+    </w:p>
     <w:p/>
     <w:sectPr>
       <w:pgSz w:w="12240" w:h="15840"/>
@@ -8427,6 +9054,22 @@
       <w:lang w:val="lt-LT"/>
     </w:rPr>
   </w:style>
+  <w:style w:type="character" w:styleId="Emfaz">
+    <w:name w:val="Emphasis"/>
+    <w:basedOn w:val="Numatytasispastraiposriftas"/>
+    <w:uiPriority w:val="20"/>
+    <w:qFormat/>
+    <w:rsid w:val="00B53434"/>
+    <w:rPr>
+      <w:i/>
+      <w:iCs/>
+    </w:rPr>
+  </w:style>
+  <w:style w:type="character" w:customStyle="1" w:styleId="mpunct">
+    <w:name w:val="mpunct"/>
+    <w:basedOn w:val="Numatytasispastraiposriftas"/>
+    <w:rsid w:val="00B53434"/>
+  </w:style>
 </w:styles>
 </file>
 

--- a/Annex U.docx
+++ b/Annex U.docx
@@ -3753,49 +3753,16 @@
           <w:sz w:val="22"/>
           <w:szCs w:val="22"/>
         </w:rPr>
-        <w:t>T</w:t>
-      </w:r>
-      <w:r>
-        <w:rPr>
-          <w:rStyle w:val="Grietas"/>
-          <w:rFonts w:ascii="Times New Roman" w:hAnsi="Times New Roman" w:cs="Times New Roman"/>
-          <w:b w:val="0"/>
-          <w:bCs w:val="0"/>
+        <w:t>Total as a Union of Modelling Choices (t</w:t>
+      </w:r>
+      <w:r>
+        <w:rPr>
+          <w:rFonts w:ascii="Times New Roman" w:hAnsi="Times New Roman" w:cs="Times New Roman"/>
           <w:color w:val="auto"/>
           <w:sz w:val="22"/>
           <w:szCs w:val="22"/>
         </w:rPr>
-        <w:t>otal as a Union of Modelling Choices</w:t>
-      </w:r>
-      <w:r>
-        <w:rPr>
-          <w:rStyle w:val="Grietas"/>
-          <w:rFonts w:ascii="Times New Roman" w:hAnsi="Times New Roman" w:cs="Times New Roman"/>
-          <w:b w:val="0"/>
-          <w:bCs w:val="0"/>
-          <w:color w:val="auto"/>
-          <w:sz w:val="22"/>
-          <w:szCs w:val="22"/>
-        </w:rPr>
-        <w:t xml:space="preserve"> (t</w:t>
-      </w:r>
-      <w:r>
-        <w:rPr>
-          <w:rFonts w:ascii="Times New Roman" w:hAnsi="Times New Roman" w:cs="Times New Roman"/>
-          <w:color w:val="auto"/>
-          <w:sz w:val="22"/>
-          <w:szCs w:val="22"/>
-        </w:rPr>
-        <w:t>his answers:</w:t>
-      </w:r>
-      <w:r>
-        <w:rPr>
-          <w:rFonts w:ascii="Times New Roman" w:hAnsi="Times New Roman" w:cs="Times New Roman"/>
-          <w:color w:val="auto"/>
-          <w:sz w:val="22"/>
-          <w:szCs w:val="22"/>
-        </w:rPr>
-        <w:t xml:space="preserve"> </w:t>
+        <w:t xml:space="preserve">his answers: </w:t>
       </w:r>
       <w:r>
         <w:rPr>
@@ -3827,17 +3794,7 @@
           <w:sz w:val="22"/>
           <w:szCs w:val="22"/>
         </w:rPr>
-        <w:t xml:space="preserve"> of these methods?”</w:t>
-      </w:r>
-      <w:r>
-        <w:rPr>
-          <w:rStyle w:val="Emfaz"/>
-          <w:rFonts w:ascii="Times New Roman" w:hAnsi="Times New Roman" w:cs="Times New Roman"/>
-          <w:color w:val="auto"/>
-          <w:sz w:val="22"/>
-          <w:szCs w:val="22"/>
-        </w:rPr>
-        <w:t>)</w:t>
+        <w:t xml:space="preserve"> of these methods?”)</w:t>
       </w:r>
     </w:p>
     <w:p>
@@ -3883,49 +3840,7 @@
           <w:rStyle w:val="katex-mathml"/>
           <w:rFonts w:ascii="Times New Roman" w:hAnsi="Times New Roman" w:cs="Times New Roman"/>
         </w:rPr>
-        <w:t>100+10,000+100,000+100+1,000+100+100+1,000+10,000+100+100,000+1,000,000</w:t>
-      </w:r>
-      <w:r>
-        <w:rPr>
-          <w:rStyle w:val="katex-mathml"/>
-          <w:rFonts w:ascii="Times New Roman" w:hAnsi="Times New Roman" w:cs="Times New Roman"/>
-        </w:rPr>
-        <w:t>100 + 10,000 + 100,000 + 100 + 1,</w:t>
-      </w:r>
-      <w:r>
-        <w:rPr>
-          <w:rStyle w:val="katex-mathml"/>
-          <w:rFonts w:ascii="Times New Roman" w:hAnsi="Times New Roman" w:cs="Times New Roman"/>
-        </w:rPr>
-        <w:t>000 + 100 + 100 +</w:t>
-      </w:r>
-      <w:r>
-        <w:rPr>
-          <w:rStyle w:val="katex-mathml"/>
-          <w:rFonts w:ascii="Times New Roman" w:hAnsi="Times New Roman" w:cs="Times New Roman"/>
-        </w:rPr>
-        <w:t xml:space="preserve"> 1,000 + 10,000 + 100 + 100,000 + 1</w:t>
-      </w:r>
-      <w:r>
-        <w:rPr>
-          <w:rStyle w:val="katex-mathml"/>
-          <w:rFonts w:ascii="Times New Roman" w:hAnsi="Times New Roman" w:cs="Times New Roman"/>
-        </w:rPr>
-        <w:t>,</w:t>
-      </w:r>
-      <w:r>
-        <w:rPr>
-          <w:rStyle w:val="katex-mathml"/>
-          <w:rFonts w:ascii="Times New Roman" w:hAnsi="Times New Roman" w:cs="Times New Roman"/>
-        </w:rPr>
-        <w:t>000,</w:t>
-      </w:r>
-      <w:r>
-        <w:rPr>
-          <w:rStyle w:val="katex-mathml"/>
-          <w:rFonts w:ascii="Times New Roman" w:hAnsi="Times New Roman" w:cs="Times New Roman"/>
-        </w:rPr>
-        <w:t>000</w:t>
+        <w:t>100+10,000+100,000+100+1,000+100+100+1,000+10,000+100+100,000+1,000,000100 + 10,000 + 100,000 + 100 + 1,000 + 100 + 100 + 1,000 + 10,000 + 100 + 100,000 + 1,000,000</w:t>
       </w:r>
       <w:r>
         <w:rPr>
@@ -4345,7 +4260,6 @@
         </w:rPr>
         <w:t> to </w:t>
       </w:r>
-      <w:bookmarkStart w:id="2" w:name="_GoBack"/>
       <m:oMath>
         <m:sSup>
           <m:sSupPr>
@@ -4396,28 +4310,363 @@
           <w:sz w:val="22"/>
           <w:szCs w:val="22"/>
         </w:rPr>
-        <w:t>+ </w:t>
-      </w:r>
+        <w:t>+ parameter combinations</w:t>
+      </w:r>
+      <w:r>
+        <w:rPr>
+          <w:b w:val="0"/>
+          <w:sz w:val="22"/>
+          <w:szCs w:val="22"/>
+        </w:rPr>
+        <w:t xml:space="preserve"> </w:t>
+      </w:r>
+    </w:p>
+    <w:p>
+      <w:pPr>
+        <w:pStyle w:val="Antrat3"/>
+        <w:rPr>
+          <w:b w:val="0"/>
+          <w:sz w:val="22"/>
+          <w:szCs w:val="22"/>
+        </w:rPr>
+      </w:pPr>
+      <w:r>
+        <w:rPr>
+          <w:b w:val="0"/>
+          <w:sz w:val="22"/>
+          <w:szCs w:val="22"/>
+        </w:rPr>
+        <w:t xml:space="preserve">Sources: </w:t>
+      </w:r>
+    </w:p>
+    <w:p>
+      <w:pPr>
+        <w:spacing w:after="0" w:line="240" w:lineRule="auto"/>
+        <w:jc w:val="both"/>
+        <w:rPr>
+          <w:rFonts w:ascii="Times New Roman" w:eastAsia="Times New Roman" w:hAnsi="Times New Roman" w:cs="Times New Roman"/>
+          <w:sz w:val="24"/>
+          <w:szCs w:val="24"/>
+        </w:rPr>
+      </w:pPr>
+      <w:proofErr w:type="spellStart"/>
+      <w:r>
+        <w:rPr>
+          <w:rFonts w:ascii="Times New Roman" w:hAnsi="Times New Roman" w:cs="Times New Roman"/>
+        </w:rPr>
+        <w:t>Tsoumakas</w:t>
+      </w:r>
+      <w:proofErr w:type="spellEnd"/>
+      <w:r>
+        <w:rPr>
+          <w:rFonts w:ascii="Times New Roman" w:hAnsi="Times New Roman" w:cs="Times New Roman"/>
+        </w:rPr>
+        <w:t xml:space="preserve">, G., &amp; </w:t>
+      </w:r>
+      <w:proofErr w:type="spellStart"/>
+      <w:r>
+        <w:rPr>
+          <w:rFonts w:ascii="Times New Roman" w:hAnsi="Times New Roman" w:cs="Times New Roman"/>
+        </w:rPr>
+        <w:t>Katakis</w:t>
+      </w:r>
+      <w:proofErr w:type="spellEnd"/>
+      <w:r>
+        <w:rPr>
+          <w:rFonts w:ascii="Times New Roman" w:hAnsi="Times New Roman" w:cs="Times New Roman"/>
+        </w:rPr>
+        <w:t xml:space="preserve">, I. (2007). </w:t>
+      </w:r>
+      <w:r>
+        <w:rPr>
+          <w:rStyle w:val="Emfaz"/>
+          <w:rFonts w:ascii="Times New Roman" w:hAnsi="Times New Roman" w:cs="Times New Roman"/>
+        </w:rPr>
+        <w:t>Multi-label classification: An overview</w:t>
+      </w:r>
+      <w:r>
+        <w:rPr>
+          <w:rFonts w:ascii="Times New Roman" w:hAnsi="Times New Roman" w:cs="Times New Roman"/>
+        </w:rPr>
+        <w:t>. International Journal of Data Warehousing and Mining.</w:t>
+      </w:r>
+      <w:r>
+        <w:rPr>
+          <w:rFonts w:ascii="Times New Roman" w:eastAsia="Times New Roman" w:hAnsi="Times New Roman" w:cs="Times New Roman"/>
+          <w:sz w:val="24"/>
+          <w:szCs w:val="24"/>
+        </w:rPr>
+        <w:t xml:space="preserve"> </w:t>
+      </w:r>
+    </w:p>
+    <w:p>
+      <w:pPr>
+        <w:spacing w:after="0" w:line="240" w:lineRule="auto"/>
+        <w:jc w:val="both"/>
+        <w:rPr>
+          <w:rFonts w:ascii="Times New Roman" w:eastAsia="Times New Roman" w:hAnsi="Times New Roman" w:cs="Times New Roman"/>
+          <w:sz w:val="24"/>
+          <w:szCs w:val="24"/>
+        </w:rPr>
+      </w:pPr>
+      <w:r>
+        <w:rPr>
+          <w:rFonts w:ascii="Times New Roman" w:hAnsi="Times New Roman" w:cs="Times New Roman"/>
+          <w:lang w:val="de-DE"/>
+        </w:rPr>
+        <w:t xml:space="preserve">Zhang, M.-L., &amp; Zhou, Z.-H. (2014). </w:t>
+      </w:r>
+      <w:r>
+        <w:rPr>
+          <w:rStyle w:val="Emfaz"/>
+          <w:rFonts w:ascii="Times New Roman" w:hAnsi="Times New Roman" w:cs="Times New Roman"/>
+        </w:rPr>
+        <w:t>A review on multi-label learning algorithms</w:t>
+      </w:r>
+      <w:r>
+        <w:rPr>
+          <w:rFonts w:ascii="Times New Roman" w:hAnsi="Times New Roman" w:cs="Times New Roman"/>
+        </w:rPr>
+        <w:t>. IEEE TKDE.</w:t>
+      </w:r>
+      <w:r>
+        <w:rPr>
+          <w:rFonts w:ascii="Times New Roman" w:eastAsia="Times New Roman" w:hAnsi="Times New Roman" w:cs="Times New Roman"/>
+          <w:sz w:val="24"/>
+          <w:szCs w:val="24"/>
+        </w:rPr>
+        <w:t xml:space="preserve"> </w:t>
+      </w:r>
+    </w:p>
+    <w:p>
+      <w:pPr>
+        <w:spacing w:after="0" w:line="240" w:lineRule="auto"/>
+        <w:jc w:val="both"/>
+        <w:rPr>
+          <w:rFonts w:ascii="Times New Roman" w:eastAsia="Times New Roman" w:hAnsi="Times New Roman" w:cs="Times New Roman"/>
+          <w:sz w:val="24"/>
+          <w:szCs w:val="24"/>
+        </w:rPr>
+      </w:pPr>
+      <w:proofErr w:type="spellStart"/>
+      <w:r>
+        <w:rPr>
+          <w:rFonts w:ascii="Times New Roman" w:hAnsi="Times New Roman" w:cs="Times New Roman"/>
+        </w:rPr>
+        <w:t>Gibaja</w:t>
+      </w:r>
+      <w:proofErr w:type="spellEnd"/>
+      <w:r>
+        <w:rPr>
+          <w:rFonts w:ascii="Times New Roman" w:hAnsi="Times New Roman" w:cs="Times New Roman"/>
+        </w:rPr>
+        <w:t xml:space="preserve">, E., &amp; Ventura, S. (2014). </w:t>
+      </w:r>
+      <w:r>
+        <w:rPr>
+          <w:rStyle w:val="Emfaz"/>
+          <w:rFonts w:ascii="Times New Roman" w:hAnsi="Times New Roman" w:cs="Times New Roman"/>
+        </w:rPr>
+        <w:t>A tutorial on multi-label learning</w:t>
+      </w:r>
+      <w:r>
+        <w:rPr>
+          <w:rFonts w:ascii="Times New Roman" w:hAnsi="Times New Roman" w:cs="Times New Roman"/>
+        </w:rPr>
+        <w:t>. ACM Computing Surveys.</w:t>
+      </w:r>
+    </w:p>
+    <w:p>
+      <w:pPr>
+        <w:spacing w:after="0" w:line="240" w:lineRule="auto"/>
+        <w:jc w:val="both"/>
+        <w:rPr>
+          <w:rFonts w:ascii="Times New Roman" w:hAnsi="Times New Roman" w:cs="Times New Roman"/>
+        </w:rPr>
+      </w:pPr>
+      <w:r>
+        <w:rPr>
+          <w:rFonts w:ascii="Times New Roman" w:hAnsi="Times New Roman" w:cs="Times New Roman"/>
+        </w:rPr>
+        <w:t xml:space="preserve">Read, J., </w:t>
+      </w:r>
+      <w:proofErr w:type="spellStart"/>
+      <w:r>
+        <w:rPr>
+          <w:rFonts w:ascii="Times New Roman" w:hAnsi="Times New Roman" w:cs="Times New Roman"/>
+        </w:rPr>
+        <w:t>Pfahringer</w:t>
+      </w:r>
+      <w:proofErr w:type="spellEnd"/>
+      <w:r>
+        <w:rPr>
+          <w:rFonts w:ascii="Times New Roman" w:hAnsi="Times New Roman" w:cs="Times New Roman"/>
+        </w:rPr>
+        <w:t xml:space="preserve">, B., Holmes, G., &amp; Frank, E. (2011). </w:t>
+      </w:r>
+      <w:r>
+        <w:rPr>
+          <w:rStyle w:val="Emfaz"/>
+          <w:rFonts w:ascii="Times New Roman" w:hAnsi="Times New Roman" w:cs="Times New Roman"/>
+        </w:rPr>
+        <w:t>Classifier chains for multi</w:t>
+      </w:r>
+      <w:r>
+        <w:rPr>
+          <w:rStyle w:val="Emfaz"/>
+          <w:rFonts w:ascii="Times New Roman" w:hAnsi="Times New Roman" w:cs="Times New Roman"/>
+        </w:rPr>
+        <w:noBreakHyphen/>
+        <w:t>label classification</w:t>
+      </w:r>
+      <w:r>
+        <w:rPr>
+          <w:rFonts w:ascii="Times New Roman" w:hAnsi="Times New Roman" w:cs="Times New Roman"/>
+        </w:rPr>
+        <w:t xml:space="preserve">. </w:t>
+      </w:r>
+      <w:r>
+        <w:rPr>
+          <w:rStyle w:val="Grietas"/>
+          <w:rFonts w:ascii="Times New Roman" w:hAnsi="Times New Roman" w:cs="Times New Roman"/>
+          <w:b w:val="0"/>
+        </w:rPr>
+        <w:t>Machine Learning, 85</w:t>
+      </w:r>
+      <w:r>
+        <w:rPr>
+          <w:rFonts w:ascii="Times New Roman" w:hAnsi="Times New Roman" w:cs="Times New Roman"/>
+        </w:rPr>
+        <w:t xml:space="preserve">(3), 333–359. </w:t>
+      </w:r>
+      <w:hyperlink r:id="rId5" w:history="1">
+        <w:r>
+          <w:rPr>
+            <w:rStyle w:val="Hipersaitas"/>
+            <w:rFonts w:ascii="Times New Roman" w:hAnsi="Times New Roman" w:cs="Times New Roman"/>
+          </w:rPr>
+          <w:t>https://doi.org/10.1007/s10994-011-5256-5</w:t>
+        </w:r>
+      </w:hyperlink>
+    </w:p>
+    <w:p>
+      <w:pPr>
+        <w:spacing w:after="0" w:line="240" w:lineRule="auto"/>
+        <w:jc w:val="both"/>
+        <w:rPr>
+          <w:rFonts w:ascii="Times New Roman" w:hAnsi="Times New Roman" w:cs="Times New Roman"/>
+        </w:rPr>
+      </w:pPr>
+      <w:proofErr w:type="spellStart"/>
+      <w:r>
+        <w:rPr>
+          <w:rFonts w:ascii="Times New Roman" w:hAnsi="Times New Roman" w:cs="Times New Roman"/>
+        </w:rPr>
+        <w:t>Bergstra</w:t>
+      </w:r>
+      <w:proofErr w:type="spellEnd"/>
+      <w:r>
+        <w:rPr>
+          <w:rFonts w:ascii="Times New Roman" w:hAnsi="Times New Roman" w:cs="Times New Roman"/>
+        </w:rPr>
+        <w:t xml:space="preserve">, J., &amp; </w:t>
+      </w:r>
+      <w:proofErr w:type="spellStart"/>
+      <w:r>
+        <w:rPr>
+          <w:rFonts w:ascii="Times New Roman" w:hAnsi="Times New Roman" w:cs="Times New Roman"/>
+        </w:rPr>
+        <w:t>Bengio</w:t>
+      </w:r>
+      <w:proofErr w:type="spellEnd"/>
+      <w:r>
+        <w:rPr>
+          <w:rFonts w:ascii="Times New Roman" w:hAnsi="Times New Roman" w:cs="Times New Roman"/>
+        </w:rPr>
+        <w:t xml:space="preserve">, Y. (2012). </w:t>
+      </w:r>
+      <w:r>
+        <w:rPr>
+          <w:rStyle w:val="Emfaz"/>
+          <w:rFonts w:ascii="Times New Roman" w:hAnsi="Times New Roman" w:cs="Times New Roman"/>
+        </w:rPr>
+        <w:t>Random search for hyper</w:t>
+      </w:r>
+      <w:r>
+        <w:rPr>
+          <w:rStyle w:val="Emfaz"/>
+          <w:rFonts w:ascii="Times New Roman" w:hAnsi="Times New Roman" w:cs="Times New Roman"/>
+        </w:rPr>
+        <w:noBreakHyphen/>
+        <w:t>parameter optimization</w:t>
+      </w:r>
+      <w:r>
+        <w:rPr>
+          <w:rFonts w:ascii="Times New Roman" w:hAnsi="Times New Roman" w:cs="Times New Roman"/>
+        </w:rPr>
+        <w:t xml:space="preserve">. </w:t>
+      </w:r>
+      <w:r>
+        <w:rPr>
+          <w:rStyle w:val="Grietas"/>
+          <w:rFonts w:ascii="Times New Roman" w:hAnsi="Times New Roman" w:cs="Times New Roman"/>
+          <w:b w:val="0"/>
+        </w:rPr>
+        <w:t>Journal of Machine Learning Research, 13</w:t>
+      </w:r>
+      <w:r>
+        <w:rPr>
+          <w:rFonts w:ascii="Times New Roman" w:hAnsi="Times New Roman" w:cs="Times New Roman"/>
+        </w:rPr>
+        <w:t>, 281–305.</w:t>
+      </w:r>
+    </w:p>
+    <w:p>
+      <w:pPr>
+        <w:spacing w:after="0" w:line="240" w:lineRule="auto"/>
+        <w:jc w:val="both"/>
+        <w:rPr>
+          <w:rFonts w:ascii="Times New Roman" w:hAnsi="Times New Roman" w:cs="Times New Roman"/>
+        </w:rPr>
+      </w:pPr>
+      <w:r>
+        <w:rPr>
+          <w:rFonts w:ascii="Times New Roman" w:hAnsi="Times New Roman" w:cs="Times New Roman"/>
+        </w:rPr>
+        <w:t xml:space="preserve">Hastie, T., </w:t>
+      </w:r>
+      <w:proofErr w:type="spellStart"/>
+      <w:r>
+        <w:rPr>
+          <w:rFonts w:ascii="Times New Roman" w:hAnsi="Times New Roman" w:cs="Times New Roman"/>
+        </w:rPr>
+        <w:t>Tibshirani</w:t>
+      </w:r>
+      <w:proofErr w:type="spellEnd"/>
+      <w:r>
+        <w:rPr>
+          <w:rFonts w:ascii="Times New Roman" w:hAnsi="Times New Roman" w:cs="Times New Roman"/>
+        </w:rPr>
+        <w:t xml:space="preserve">, R., &amp; Friedman, J. H. (2009). </w:t>
+      </w:r>
+      <w:r>
+        <w:rPr>
+          <w:rStyle w:val="Emfaz"/>
+          <w:rFonts w:ascii="Times New Roman" w:hAnsi="Times New Roman" w:cs="Times New Roman"/>
+        </w:rPr>
+        <w:t>The elements of statistical learning: Data mining, inference, and prediction</w:t>
+      </w:r>
+      <w:r>
+        <w:rPr>
+          <w:rFonts w:ascii="Times New Roman" w:hAnsi="Times New Roman" w:cs="Times New Roman"/>
+        </w:rPr>
+        <w:t xml:space="preserve"> (2nd ed.). Springer.</w:t>
+      </w:r>
+    </w:p>
+    <w:p>
+      <w:bookmarkStart w:id="2" w:name="_GoBack"/>
       <w:bookmarkEnd w:id="2"/>
-      <w:r>
-        <w:rPr>
-          <w:rStyle w:val="katex-mathml"/>
-          <w:b w:val="0"/>
-          <w:sz w:val="22"/>
-          <w:szCs w:val="22"/>
-        </w:rPr>
-        <w:t>parameter combinations</w:t>
-      </w:r>
-      <w:r>
-        <w:rPr>
-          <w:b w:val="0"/>
-          <w:sz w:val="22"/>
-          <w:szCs w:val="22"/>
-        </w:rPr>
-        <w:t xml:space="preserve"> </w:t>
-      </w:r>
-    </w:p>
-    <w:p/>
+    </w:p>
     <w:sectPr>
       <w:pgSz w:w="12240" w:h="15840"/>
       <w:pgMar w:top="1134" w:right="850" w:bottom="1134" w:left="1701" w:header="708" w:footer="708" w:gutter="0"/>
@@ -6444,6 +6693,119 @@
     </w:lvl>
   </w:abstractNum>
   <w:abstractNum w:abstractNumId="14" w15:restartNumberingAfterBreak="0">
+    <w:nsid w:val="3A743E76"/>
+    <w:multiLevelType w:val="hybridMultilevel"/>
+    <w:tmpl w:val="DF881050"/>
+    <w:lvl w:ilvl="0" w:tplc="04090001">
+      <w:start w:val="1"/>
+      <w:numFmt w:val="bullet"/>
+      <w:lvlText w:val=""/>
+      <w:lvlJc w:val="left"/>
+      <w:pPr>
+        <w:ind w:left="1080" w:hanging="360"/>
+      </w:pPr>
+      <w:rPr>
+        <w:rFonts w:ascii="Symbol" w:hAnsi="Symbol" w:hint="default"/>
+      </w:rPr>
+    </w:lvl>
+    <w:lvl w:ilvl="1" w:tplc="04090003" w:tentative="1">
+      <w:start w:val="1"/>
+      <w:numFmt w:val="bullet"/>
+      <w:lvlText w:val="o"/>
+      <w:lvlJc w:val="left"/>
+      <w:pPr>
+        <w:ind w:left="1800" w:hanging="360"/>
+      </w:pPr>
+      <w:rPr>
+        <w:rFonts w:ascii="Courier New" w:hAnsi="Courier New" w:cs="Courier New" w:hint="default"/>
+      </w:rPr>
+    </w:lvl>
+    <w:lvl w:ilvl="2" w:tplc="04090005" w:tentative="1">
+      <w:start w:val="1"/>
+      <w:numFmt w:val="bullet"/>
+      <w:lvlText w:val=""/>
+      <w:lvlJc w:val="left"/>
+      <w:pPr>
+        <w:ind w:left="2520" w:hanging="360"/>
+      </w:pPr>
+      <w:rPr>
+        <w:rFonts w:ascii="Wingdings" w:hAnsi="Wingdings" w:hint="default"/>
+      </w:rPr>
+    </w:lvl>
+    <w:lvl w:ilvl="3" w:tplc="04090001" w:tentative="1">
+      <w:start w:val="1"/>
+      <w:numFmt w:val="bullet"/>
+      <w:lvlText w:val=""/>
+      <w:lvlJc w:val="left"/>
+      <w:pPr>
+        <w:ind w:left="3240" w:hanging="360"/>
+      </w:pPr>
+      <w:rPr>
+        <w:rFonts w:ascii="Symbol" w:hAnsi="Symbol" w:hint="default"/>
+      </w:rPr>
+    </w:lvl>
+    <w:lvl w:ilvl="4" w:tplc="04090003" w:tentative="1">
+      <w:start w:val="1"/>
+      <w:numFmt w:val="bullet"/>
+      <w:lvlText w:val="o"/>
+      <w:lvlJc w:val="left"/>
+      <w:pPr>
+        <w:ind w:left="3960" w:hanging="360"/>
+      </w:pPr>
+      <w:rPr>
+        <w:rFonts w:ascii="Courier New" w:hAnsi="Courier New" w:cs="Courier New" w:hint="default"/>
+      </w:rPr>
+    </w:lvl>
+    <w:lvl w:ilvl="5" w:tplc="04090005" w:tentative="1">
+      <w:start w:val="1"/>
+      <w:numFmt w:val="bullet"/>
+      <w:lvlText w:val=""/>
+      <w:lvlJc w:val="left"/>
+      <w:pPr>
+        <w:ind w:left="4680" w:hanging="360"/>
+      </w:pPr>
+      <w:rPr>
+        <w:rFonts w:ascii="Wingdings" w:hAnsi="Wingdings" w:hint="default"/>
+      </w:rPr>
+    </w:lvl>
+    <w:lvl w:ilvl="6" w:tplc="04090001" w:tentative="1">
+      <w:start w:val="1"/>
+      <w:numFmt w:val="bullet"/>
+      <w:lvlText w:val=""/>
+      <w:lvlJc w:val="left"/>
+      <w:pPr>
+        <w:ind w:left="5400" w:hanging="360"/>
+      </w:pPr>
+      <w:rPr>
+        <w:rFonts w:ascii="Symbol" w:hAnsi="Symbol" w:hint="default"/>
+      </w:rPr>
+    </w:lvl>
+    <w:lvl w:ilvl="7" w:tplc="04090003" w:tentative="1">
+      <w:start w:val="1"/>
+      <w:numFmt w:val="bullet"/>
+      <w:lvlText w:val="o"/>
+      <w:lvlJc w:val="left"/>
+      <w:pPr>
+        <w:ind w:left="6120" w:hanging="360"/>
+      </w:pPr>
+      <w:rPr>
+        <w:rFonts w:ascii="Courier New" w:hAnsi="Courier New" w:cs="Courier New" w:hint="default"/>
+      </w:rPr>
+    </w:lvl>
+    <w:lvl w:ilvl="8" w:tplc="04090005" w:tentative="1">
+      <w:start w:val="1"/>
+      <w:numFmt w:val="bullet"/>
+      <w:lvlText w:val=""/>
+      <w:lvlJc w:val="left"/>
+      <w:pPr>
+        <w:ind w:left="6840" w:hanging="360"/>
+      </w:pPr>
+      <w:rPr>
+        <w:rFonts w:ascii="Wingdings" w:hAnsi="Wingdings" w:hint="default"/>
+      </w:rPr>
+    </w:lvl>
+  </w:abstractNum>
+  <w:abstractNum w:abstractNumId="15" w15:restartNumberingAfterBreak="0">
     <w:nsid w:val="3C3B69E6"/>
     <w:multiLevelType w:val="multilevel"/>
     <w:tmpl w:val="E7B6E8E0"/>
@@ -6592,7 +6954,7 @@
       </w:rPr>
     </w:lvl>
   </w:abstractNum>
-  <w:abstractNum w:abstractNumId="15" w15:restartNumberingAfterBreak="0">
+  <w:abstractNum w:abstractNumId="16" w15:restartNumberingAfterBreak="0">
     <w:nsid w:val="45F470C4"/>
     <w:multiLevelType w:val="multilevel"/>
     <w:tmpl w:val="A59A8B36"/>
@@ -6741,7 +7103,7 @@
       </w:rPr>
     </w:lvl>
   </w:abstractNum>
-  <w:abstractNum w:abstractNumId="16" w15:restartNumberingAfterBreak="0">
+  <w:abstractNum w:abstractNumId="17" w15:restartNumberingAfterBreak="0">
     <w:nsid w:val="52A13919"/>
     <w:multiLevelType w:val="multilevel"/>
     <w:tmpl w:val="8C90D404"/>
@@ -6890,7 +7252,7 @@
       </w:rPr>
     </w:lvl>
   </w:abstractNum>
-  <w:abstractNum w:abstractNumId="17" w15:restartNumberingAfterBreak="0">
+  <w:abstractNum w:abstractNumId="18" w15:restartNumberingAfterBreak="0">
     <w:nsid w:val="55E7380A"/>
     <w:multiLevelType w:val="hybridMultilevel"/>
     <w:tmpl w:val="0FDCA664"/>
@@ -7002,7 +7364,7 @@
       </w:rPr>
     </w:lvl>
   </w:abstractNum>
-  <w:abstractNum w:abstractNumId="18" w15:restartNumberingAfterBreak="0">
+  <w:abstractNum w:abstractNumId="19" w15:restartNumberingAfterBreak="0">
     <w:nsid w:val="56EB495A"/>
     <w:multiLevelType w:val="hybridMultilevel"/>
     <w:tmpl w:val="A832288E"/>
@@ -7114,7 +7476,7 @@
       </w:rPr>
     </w:lvl>
   </w:abstractNum>
-  <w:abstractNum w:abstractNumId="19" w15:restartNumberingAfterBreak="0">
+  <w:abstractNum w:abstractNumId="20" w15:restartNumberingAfterBreak="0">
     <w:nsid w:val="59C403EC"/>
     <w:multiLevelType w:val="hybridMultilevel"/>
     <w:tmpl w:val="67F232DE"/>
@@ -7227,7 +7589,120 @@
       </w:rPr>
     </w:lvl>
   </w:abstractNum>
-  <w:abstractNum w:abstractNumId="20" w15:restartNumberingAfterBreak="0">
+  <w:abstractNum w:abstractNumId="21" w15:restartNumberingAfterBreak="0">
+    <w:nsid w:val="59DF09B1"/>
+    <w:multiLevelType w:val="hybridMultilevel"/>
+    <w:tmpl w:val="E670DF78"/>
+    <w:lvl w:ilvl="0" w:tplc="04090001">
+      <w:start w:val="1"/>
+      <w:numFmt w:val="bullet"/>
+      <w:lvlText w:val=""/>
+      <w:lvlJc w:val="left"/>
+      <w:pPr>
+        <w:ind w:left="720" w:hanging="360"/>
+      </w:pPr>
+      <w:rPr>
+        <w:rFonts w:ascii="Symbol" w:hAnsi="Symbol" w:hint="default"/>
+      </w:rPr>
+    </w:lvl>
+    <w:lvl w:ilvl="1" w:tplc="04090003" w:tentative="1">
+      <w:start w:val="1"/>
+      <w:numFmt w:val="bullet"/>
+      <w:lvlText w:val="o"/>
+      <w:lvlJc w:val="left"/>
+      <w:pPr>
+        <w:ind w:left="1440" w:hanging="360"/>
+      </w:pPr>
+      <w:rPr>
+        <w:rFonts w:ascii="Courier New" w:hAnsi="Courier New" w:cs="Courier New" w:hint="default"/>
+      </w:rPr>
+    </w:lvl>
+    <w:lvl w:ilvl="2" w:tplc="04090005" w:tentative="1">
+      <w:start w:val="1"/>
+      <w:numFmt w:val="bullet"/>
+      <w:lvlText w:val=""/>
+      <w:lvlJc w:val="left"/>
+      <w:pPr>
+        <w:ind w:left="2160" w:hanging="360"/>
+      </w:pPr>
+      <w:rPr>
+        <w:rFonts w:ascii="Wingdings" w:hAnsi="Wingdings" w:hint="default"/>
+      </w:rPr>
+    </w:lvl>
+    <w:lvl w:ilvl="3" w:tplc="04090001" w:tentative="1">
+      <w:start w:val="1"/>
+      <w:numFmt w:val="bullet"/>
+      <w:lvlText w:val=""/>
+      <w:lvlJc w:val="left"/>
+      <w:pPr>
+        <w:ind w:left="2880" w:hanging="360"/>
+      </w:pPr>
+      <w:rPr>
+        <w:rFonts w:ascii="Symbol" w:hAnsi="Symbol" w:hint="default"/>
+      </w:rPr>
+    </w:lvl>
+    <w:lvl w:ilvl="4" w:tplc="04090003" w:tentative="1">
+      <w:start w:val="1"/>
+      <w:numFmt w:val="bullet"/>
+      <w:lvlText w:val="o"/>
+      <w:lvlJc w:val="left"/>
+      <w:pPr>
+        <w:ind w:left="3600" w:hanging="360"/>
+      </w:pPr>
+      <w:rPr>
+        <w:rFonts w:ascii="Courier New" w:hAnsi="Courier New" w:cs="Courier New" w:hint="default"/>
+      </w:rPr>
+    </w:lvl>
+    <w:lvl w:ilvl="5" w:tplc="04090005" w:tentative="1">
+      <w:start w:val="1"/>
+      <w:numFmt w:val="bullet"/>
+      <w:lvlText w:val=""/>
+      <w:lvlJc w:val="left"/>
+      <w:pPr>
+        <w:ind w:left="4320" w:hanging="360"/>
+      </w:pPr>
+      <w:rPr>
+        <w:rFonts w:ascii="Wingdings" w:hAnsi="Wingdings" w:hint="default"/>
+      </w:rPr>
+    </w:lvl>
+    <w:lvl w:ilvl="6" w:tplc="04090001" w:tentative="1">
+      <w:start w:val="1"/>
+      <w:numFmt w:val="bullet"/>
+      <w:lvlText w:val=""/>
+      <w:lvlJc w:val="left"/>
+      <w:pPr>
+        <w:ind w:left="5040" w:hanging="360"/>
+      </w:pPr>
+      <w:rPr>
+        <w:rFonts w:ascii="Symbol" w:hAnsi="Symbol" w:hint="default"/>
+      </w:rPr>
+    </w:lvl>
+    <w:lvl w:ilvl="7" w:tplc="04090003" w:tentative="1">
+      <w:start w:val="1"/>
+      <w:numFmt w:val="bullet"/>
+      <w:lvlText w:val="o"/>
+      <w:lvlJc w:val="left"/>
+      <w:pPr>
+        <w:ind w:left="5760" w:hanging="360"/>
+      </w:pPr>
+      <w:rPr>
+        <w:rFonts w:ascii="Courier New" w:hAnsi="Courier New" w:cs="Courier New" w:hint="default"/>
+      </w:rPr>
+    </w:lvl>
+    <w:lvl w:ilvl="8" w:tplc="04090005" w:tentative="1">
+      <w:start w:val="1"/>
+      <w:numFmt w:val="bullet"/>
+      <w:lvlText w:val=""/>
+      <w:lvlJc w:val="left"/>
+      <w:pPr>
+        <w:ind w:left="6480" w:hanging="360"/>
+      </w:pPr>
+      <w:rPr>
+        <w:rFonts w:ascii="Wingdings" w:hAnsi="Wingdings" w:hint="default"/>
+      </w:rPr>
+    </w:lvl>
+  </w:abstractNum>
+  <w:abstractNum w:abstractNumId="22" w15:restartNumberingAfterBreak="0">
     <w:nsid w:val="5FAF0922"/>
     <w:multiLevelType w:val="hybridMultilevel"/>
     <w:tmpl w:val="2034D362"/>
@@ -7339,7 +7814,7 @@
       </w:rPr>
     </w:lvl>
   </w:abstractNum>
-  <w:abstractNum w:abstractNumId="21" w15:restartNumberingAfterBreak="0">
+  <w:abstractNum w:abstractNumId="23" w15:restartNumberingAfterBreak="0">
     <w:nsid w:val="5FB5697A"/>
     <w:multiLevelType w:val="multilevel"/>
     <w:tmpl w:val="935010EA"/>
@@ -7488,7 +7963,7 @@
       </w:rPr>
     </w:lvl>
   </w:abstractNum>
-  <w:abstractNum w:abstractNumId="22" w15:restartNumberingAfterBreak="0">
+  <w:abstractNum w:abstractNumId="24" w15:restartNumberingAfterBreak="0">
     <w:nsid w:val="685F43E4"/>
     <w:multiLevelType w:val="multilevel"/>
     <w:tmpl w:val="6B2AB646"/>
@@ -7601,7 +8076,7 @@
       </w:pPr>
     </w:lvl>
   </w:abstractNum>
-  <w:abstractNum w:abstractNumId="23" w15:restartNumberingAfterBreak="0">
+  <w:abstractNum w:abstractNumId="25" w15:restartNumberingAfterBreak="0">
     <w:nsid w:val="6C7A4486"/>
     <w:multiLevelType w:val="hybridMultilevel"/>
     <w:tmpl w:val="0A7CA014"/>
@@ -7714,7 +8189,7 @@
       </w:rPr>
     </w:lvl>
   </w:abstractNum>
-  <w:abstractNum w:abstractNumId="24" w15:restartNumberingAfterBreak="0">
+  <w:abstractNum w:abstractNumId="26" w15:restartNumberingAfterBreak="0">
     <w:nsid w:val="6E476FF7"/>
     <w:multiLevelType w:val="hybridMultilevel"/>
     <w:tmpl w:val="63B47662"/>
@@ -7826,7 +8301,7 @@
       </w:rPr>
     </w:lvl>
   </w:abstractNum>
-  <w:abstractNum w:abstractNumId="25" w15:restartNumberingAfterBreak="0">
+  <w:abstractNum w:abstractNumId="27" w15:restartNumberingAfterBreak="0">
     <w:nsid w:val="78617ED2"/>
     <w:multiLevelType w:val="hybridMultilevel"/>
     <w:tmpl w:val="FF643348"/>
@@ -7938,7 +8413,120 @@
       </w:rPr>
     </w:lvl>
   </w:abstractNum>
-  <w:abstractNum w:abstractNumId="26" w15:restartNumberingAfterBreak="0">
+  <w:abstractNum w:abstractNumId="28" w15:restartNumberingAfterBreak="0">
+    <w:nsid w:val="78CD2C16"/>
+    <w:multiLevelType w:val="hybridMultilevel"/>
+    <w:tmpl w:val="0FD6CA74"/>
+    <w:lvl w:ilvl="0" w:tplc="04090001">
+      <w:start w:val="1"/>
+      <w:numFmt w:val="bullet"/>
+      <w:lvlText w:val=""/>
+      <w:lvlJc w:val="left"/>
+      <w:pPr>
+        <w:ind w:left="720" w:hanging="360"/>
+      </w:pPr>
+      <w:rPr>
+        <w:rFonts w:ascii="Symbol" w:hAnsi="Symbol" w:hint="default"/>
+      </w:rPr>
+    </w:lvl>
+    <w:lvl w:ilvl="1" w:tplc="04090003" w:tentative="1">
+      <w:start w:val="1"/>
+      <w:numFmt w:val="bullet"/>
+      <w:lvlText w:val="o"/>
+      <w:lvlJc w:val="left"/>
+      <w:pPr>
+        <w:ind w:left="1440" w:hanging="360"/>
+      </w:pPr>
+      <w:rPr>
+        <w:rFonts w:ascii="Courier New" w:hAnsi="Courier New" w:cs="Courier New" w:hint="default"/>
+      </w:rPr>
+    </w:lvl>
+    <w:lvl w:ilvl="2" w:tplc="04090005" w:tentative="1">
+      <w:start w:val="1"/>
+      <w:numFmt w:val="bullet"/>
+      <w:lvlText w:val=""/>
+      <w:lvlJc w:val="left"/>
+      <w:pPr>
+        <w:ind w:left="2160" w:hanging="360"/>
+      </w:pPr>
+      <w:rPr>
+        <w:rFonts w:ascii="Wingdings" w:hAnsi="Wingdings" w:hint="default"/>
+      </w:rPr>
+    </w:lvl>
+    <w:lvl w:ilvl="3" w:tplc="04090001" w:tentative="1">
+      <w:start w:val="1"/>
+      <w:numFmt w:val="bullet"/>
+      <w:lvlText w:val=""/>
+      <w:lvlJc w:val="left"/>
+      <w:pPr>
+        <w:ind w:left="2880" w:hanging="360"/>
+      </w:pPr>
+      <w:rPr>
+        <w:rFonts w:ascii="Symbol" w:hAnsi="Symbol" w:hint="default"/>
+      </w:rPr>
+    </w:lvl>
+    <w:lvl w:ilvl="4" w:tplc="04090003" w:tentative="1">
+      <w:start w:val="1"/>
+      <w:numFmt w:val="bullet"/>
+      <w:lvlText w:val="o"/>
+      <w:lvlJc w:val="left"/>
+      <w:pPr>
+        <w:ind w:left="3600" w:hanging="360"/>
+      </w:pPr>
+      <w:rPr>
+        <w:rFonts w:ascii="Courier New" w:hAnsi="Courier New" w:cs="Courier New" w:hint="default"/>
+      </w:rPr>
+    </w:lvl>
+    <w:lvl w:ilvl="5" w:tplc="04090005" w:tentative="1">
+      <w:start w:val="1"/>
+      <w:numFmt w:val="bullet"/>
+      <w:lvlText w:val=""/>
+      <w:lvlJc w:val="left"/>
+      <w:pPr>
+        <w:ind w:left="4320" w:hanging="360"/>
+      </w:pPr>
+      <w:rPr>
+        <w:rFonts w:ascii="Wingdings" w:hAnsi="Wingdings" w:hint="default"/>
+      </w:rPr>
+    </w:lvl>
+    <w:lvl w:ilvl="6" w:tplc="04090001" w:tentative="1">
+      <w:start w:val="1"/>
+      <w:numFmt w:val="bullet"/>
+      <w:lvlText w:val=""/>
+      <w:lvlJc w:val="left"/>
+      <w:pPr>
+        <w:ind w:left="5040" w:hanging="360"/>
+      </w:pPr>
+      <w:rPr>
+        <w:rFonts w:ascii="Symbol" w:hAnsi="Symbol" w:hint="default"/>
+      </w:rPr>
+    </w:lvl>
+    <w:lvl w:ilvl="7" w:tplc="04090003" w:tentative="1">
+      <w:start w:val="1"/>
+      <w:numFmt w:val="bullet"/>
+      <w:lvlText w:val="o"/>
+      <w:lvlJc w:val="left"/>
+      <w:pPr>
+        <w:ind w:left="5760" w:hanging="360"/>
+      </w:pPr>
+      <w:rPr>
+        <w:rFonts w:ascii="Courier New" w:hAnsi="Courier New" w:cs="Courier New" w:hint="default"/>
+      </w:rPr>
+    </w:lvl>
+    <w:lvl w:ilvl="8" w:tplc="04090005" w:tentative="1">
+      <w:start w:val="1"/>
+      <w:numFmt w:val="bullet"/>
+      <w:lvlText w:val=""/>
+      <w:lvlJc w:val="left"/>
+      <w:pPr>
+        <w:ind w:left="6480" w:hanging="360"/>
+      </w:pPr>
+      <w:rPr>
+        <w:rFonts w:ascii="Wingdings" w:hAnsi="Wingdings" w:hint="default"/>
+      </w:rPr>
+    </w:lvl>
+  </w:abstractNum>
+  <w:abstractNum w:abstractNumId="29" w15:restartNumberingAfterBreak="0">
     <w:nsid w:val="7ABB34A1"/>
     <w:multiLevelType w:val="hybridMultilevel"/>
     <w:tmpl w:val="15BE5C98"/>
@@ -8050,7 +8638,7 @@
       </w:rPr>
     </w:lvl>
   </w:abstractNum>
-  <w:abstractNum w:abstractNumId="27" w15:restartNumberingAfterBreak="0">
+  <w:abstractNum w:abstractNumId="30" w15:restartNumberingAfterBreak="0">
     <w:nsid w:val="7B1C2A8B"/>
     <w:multiLevelType w:val="multilevel"/>
     <w:tmpl w:val="B664CDFE"/>
@@ -8199,7 +8787,7 @@
       </w:rPr>
     </w:lvl>
   </w:abstractNum>
-  <w:abstractNum w:abstractNumId="28" w15:restartNumberingAfterBreak="0">
+  <w:abstractNum w:abstractNumId="31" w15:restartNumberingAfterBreak="0">
     <w:nsid w:val="7BF66C99"/>
     <w:multiLevelType w:val="multilevel"/>
     <w:tmpl w:val="CC30F51E"/>
@@ -8349,34 +8937,34 @@
     </w:lvl>
   </w:abstractNum>
   <w:num w:numId="1">
-    <w:abstractNumId w:val="19"/>
+    <w:abstractNumId w:val="20"/>
   </w:num>
   <w:num w:numId="2">
-    <w:abstractNumId w:val="25"/>
+    <w:abstractNumId w:val="27"/>
   </w:num>
   <w:num w:numId="3">
-    <w:abstractNumId w:val="17"/>
+    <w:abstractNumId w:val="18"/>
   </w:num>
   <w:num w:numId="4">
-    <w:abstractNumId w:val="20"/>
+    <w:abstractNumId w:val="22"/>
   </w:num>
   <w:num w:numId="5">
-    <w:abstractNumId w:val="26"/>
+    <w:abstractNumId w:val="29"/>
   </w:num>
   <w:num w:numId="6">
-    <w:abstractNumId w:val="22"/>
+    <w:abstractNumId w:val="24"/>
   </w:num>
   <w:num w:numId="7">
     <w:abstractNumId w:val="2"/>
   </w:num>
   <w:num w:numId="8">
-    <w:abstractNumId w:val="23"/>
+    <w:abstractNumId w:val="25"/>
   </w:num>
   <w:num w:numId="9">
-    <w:abstractNumId w:val="18"/>
+    <w:abstractNumId w:val="19"/>
   </w:num>
   <w:num w:numId="10">
-    <w:abstractNumId w:val="24"/>
+    <w:abstractNumId w:val="26"/>
   </w:num>
   <w:num w:numId="11">
     <w:abstractNumId w:val="0"/>
@@ -8394,7 +8982,7 @@
     <w:abstractNumId w:val="6"/>
   </w:num>
   <w:num w:numId="16">
-    <w:abstractNumId w:val="28"/>
+    <w:abstractNumId w:val="31"/>
   </w:num>
   <w:num w:numId="17">
     <w:abstractNumId w:val="8"/>
@@ -8406,16 +8994,16 @@
     <w:abstractNumId w:val="10"/>
   </w:num>
   <w:num w:numId="20">
-    <w:abstractNumId w:val="21"/>
+    <w:abstractNumId w:val="23"/>
   </w:num>
   <w:num w:numId="21">
-    <w:abstractNumId w:val="16"/>
+    <w:abstractNumId w:val="17"/>
   </w:num>
   <w:num w:numId="22">
     <w:abstractNumId w:val="3"/>
   </w:num>
   <w:num w:numId="23">
-    <w:abstractNumId w:val="15"/>
+    <w:abstractNumId w:val="16"/>
   </w:num>
   <w:num w:numId="24">
     <w:abstractNumId w:val="9"/>
@@ -8424,16 +9012,25 @@
     <w:abstractNumId w:val="11"/>
   </w:num>
   <w:num w:numId="26">
-    <w:abstractNumId w:val="14"/>
+    <w:abstractNumId w:val="15"/>
   </w:num>
   <w:num w:numId="27">
     <w:abstractNumId w:val="13"/>
   </w:num>
   <w:num w:numId="28">
-    <w:abstractNumId w:val="27"/>
+    <w:abstractNumId w:val="30"/>
   </w:num>
   <w:num w:numId="29">
     <w:abstractNumId w:val="1"/>
+  </w:num>
+  <w:num w:numId="30">
+    <w:abstractNumId w:val="28"/>
+  </w:num>
+  <w:num w:numId="31">
+    <w:abstractNumId w:val="21"/>
+  </w:num>
+  <w:num w:numId="32">
+    <w:abstractNumId w:val="14"/>
   </w:num>
 </w:numbering>
 </file>
@@ -9070,6 +9667,17 @@
     <w:basedOn w:val="Numatytasispastraiposriftas"/>
     <w:rsid w:val="00B53434"/>
   </w:style>
+  <w:style w:type="character" w:styleId="Hipersaitas">
+    <w:name w:val="Hyperlink"/>
+    <w:basedOn w:val="Numatytasispastraiposriftas"/>
+    <w:uiPriority w:val="99"/>
+    <w:unhideWhenUsed/>
+    <w:rsid w:val="009E09D0"/>
+    <w:rPr>
+      <w:color w:val="0563C1" w:themeColor="hyperlink"/>
+      <w:u w:val="single"/>
+    </w:rPr>
+  </w:style>
 </w:styles>
 </file>
 

--- a/Annex U.docx
+++ b/Annex U.docx
@@ -3819,12 +3819,14 @@
         <w:rPr>
           <w:sz w:val="22"/>
           <w:szCs w:val="22"/>
-        </w:rPr>
-      </w:pPr>
-      <w:r>
-        <w:rPr>
-          <w:sz w:val="22"/>
-          <w:szCs w:val="22"/>
+          <w:highlight w:val="lightGray"/>
+        </w:rPr>
+      </w:pPr>
+      <w:r>
+        <w:rPr>
+          <w:sz w:val="22"/>
+          <w:szCs w:val="22"/>
+          <w:highlight w:val="lightGray"/>
         </w:rPr>
         <w:t>Sum of all upper bounds:</w:t>
       </w:r>
@@ -3833,35 +3835,51 @@
       <w:pPr>
         <w:rPr>
           <w:rFonts w:ascii="Times New Roman" w:hAnsi="Times New Roman" w:cs="Times New Roman"/>
+          <w:highlight w:val="lightGray"/>
         </w:rPr>
       </w:pPr>
       <w:r>
         <w:rPr>
           <w:rStyle w:val="katex-mathml"/>
           <w:rFonts w:ascii="Times New Roman" w:hAnsi="Times New Roman" w:cs="Times New Roman"/>
-        </w:rPr>
-        <w:t>100+10,000+100,000+100+1,000+100+100+1,000+10,000+100+100,000+1,000,000100 + 10,000 + 100,000 + 100 + 1,000 + 100 + 100 + 1,000 + 10,000 + 100 + 100,000 + 1,000,000</w:t>
+          <w:highlight w:val="lightGray"/>
+        </w:rPr>
+        <w:t>100+10,000+100,000+100+1,000+100+100+1,000+10,000+100+100,000+1,000,000</w:t>
+      </w:r>
+      <w:r>
+        <w:rPr>
+          <w:rStyle w:val="katex-mathml"/>
+          <w:rFonts w:ascii="Times New Roman" w:hAnsi="Times New Roman" w:cs="Times New Roman"/>
+        </w:rPr>
+        <w:t>≈</w:t>
       </w:r>
       <w:r>
         <w:rPr>
           <w:rStyle w:val="mord"/>
           <w:rFonts w:ascii="Times New Roman" w:hAnsi="Times New Roman" w:cs="Times New Roman"/>
         </w:rPr>
-        <w:t>100</w:t>
-      </w:r>
-      <w:r>
-        <w:rPr>
-          <w:rStyle w:val="mbin"/>
-          <w:rFonts w:ascii="Times New Roman" w:hAnsi="Times New Roman" w:cs="Times New Roman"/>
-        </w:rPr>
-        <w:t>+</w:t>
+        <w:t>1</w:t>
+      </w:r>
+      <w:r>
+        <w:rPr>
+          <w:rStyle w:val="mpunct"/>
+          <w:rFonts w:ascii="Times New Roman" w:hAnsi="Times New Roman" w:cs="Times New Roman"/>
+        </w:rPr>
+        <w:t>,</w:t>
       </w:r>
       <w:r>
         <w:rPr>
           <w:rStyle w:val="mord"/>
           <w:rFonts w:ascii="Times New Roman" w:hAnsi="Times New Roman" w:cs="Times New Roman"/>
         </w:rPr>
-        <w:t>10</w:t>
+        <w:t>22</w:t>
+      </w:r>
+      <w:r>
+        <w:rPr>
+          <w:rStyle w:val="mord"/>
+          <w:rFonts w:ascii="Times New Roman" w:hAnsi="Times New Roman" w:cs="Times New Roman"/>
+        </w:rPr>
+        <w:t>2</w:t>
       </w:r>
       <w:r>
         <w:rPr>
@@ -3875,294 +3893,17 @@
           <w:rStyle w:val="mord"/>
           <w:rFonts w:ascii="Times New Roman" w:hAnsi="Times New Roman" w:cs="Times New Roman"/>
         </w:rPr>
-        <w:t>000</w:t>
-      </w:r>
-      <w:r>
-        <w:rPr>
-          <w:rStyle w:val="mbin"/>
-          <w:rFonts w:ascii="Times New Roman" w:hAnsi="Times New Roman" w:cs="Times New Roman"/>
-        </w:rPr>
-        <w:t>+</w:t>
+        <w:t>500</w:t>
       </w:r>
       <w:r>
         <w:rPr>
           <w:rStyle w:val="mord"/>
           <w:rFonts w:ascii="Times New Roman" w:hAnsi="Times New Roman" w:cs="Times New Roman"/>
         </w:rPr>
-        <w:t>100</w:t>
-      </w:r>
-      <w:r>
-        <w:rPr>
-          <w:rStyle w:val="mpunct"/>
-          <w:rFonts w:ascii="Times New Roman" w:hAnsi="Times New Roman" w:cs="Times New Roman"/>
-        </w:rPr>
-        <w:t>,</w:t>
-      </w:r>
-      <w:r>
-        <w:rPr>
-          <w:rStyle w:val="mord"/>
-          <w:rFonts w:ascii="Times New Roman" w:hAnsi="Times New Roman" w:cs="Times New Roman"/>
-        </w:rPr>
-        <w:t>000</w:t>
-      </w:r>
-      <w:r>
-        <w:rPr>
-          <w:rStyle w:val="mbin"/>
-          <w:rFonts w:ascii="Times New Roman" w:hAnsi="Times New Roman" w:cs="Times New Roman"/>
-        </w:rPr>
-        <w:t>+</w:t>
-      </w:r>
-      <w:r>
-        <w:rPr>
-          <w:rStyle w:val="mord"/>
-          <w:rFonts w:ascii="Times New Roman" w:hAnsi="Times New Roman" w:cs="Times New Roman"/>
-        </w:rPr>
-        <w:t>100</w:t>
-      </w:r>
-      <w:r>
-        <w:rPr>
-          <w:rStyle w:val="mbin"/>
-          <w:rFonts w:ascii="Times New Roman" w:hAnsi="Times New Roman" w:cs="Times New Roman"/>
-        </w:rPr>
-        <w:t>+</w:t>
-      </w:r>
-      <w:r>
-        <w:rPr>
-          <w:rStyle w:val="mord"/>
-          <w:rFonts w:ascii="Times New Roman" w:hAnsi="Times New Roman" w:cs="Times New Roman"/>
-        </w:rPr>
-        <w:t>1</w:t>
-      </w:r>
-      <w:r>
-        <w:rPr>
-          <w:rStyle w:val="mpunct"/>
-          <w:rFonts w:ascii="Times New Roman" w:hAnsi="Times New Roman" w:cs="Times New Roman"/>
-        </w:rPr>
-        <w:t>,</w:t>
-      </w:r>
-      <w:r>
-        <w:rPr>
-          <w:rStyle w:val="mord"/>
-          <w:rFonts w:ascii="Times New Roman" w:hAnsi="Times New Roman" w:cs="Times New Roman"/>
-        </w:rPr>
-        <w:t>000</w:t>
-      </w:r>
-      <w:r>
-        <w:rPr>
-          <w:rStyle w:val="mbin"/>
-          <w:rFonts w:ascii="Times New Roman" w:hAnsi="Times New Roman" w:cs="Times New Roman"/>
-        </w:rPr>
-        <w:t>+</w:t>
-      </w:r>
-      <w:r>
-        <w:rPr>
-          <w:rStyle w:val="mord"/>
-          <w:rFonts w:ascii="Times New Roman" w:hAnsi="Times New Roman" w:cs="Times New Roman"/>
-        </w:rPr>
-        <w:t>100</w:t>
-      </w:r>
-      <w:r>
-        <w:rPr>
-          <w:rStyle w:val="mbin"/>
-          <w:rFonts w:ascii="Times New Roman" w:hAnsi="Times New Roman" w:cs="Times New Roman"/>
-        </w:rPr>
-        <w:t>+</w:t>
-      </w:r>
-      <w:r>
-        <w:rPr>
-          <w:rStyle w:val="mord"/>
-          <w:rFonts w:ascii="Times New Roman" w:hAnsi="Times New Roman" w:cs="Times New Roman"/>
-        </w:rPr>
-        <w:t>100</w:t>
-      </w:r>
-      <w:r>
-        <w:rPr>
-          <w:rStyle w:val="mbin"/>
-          <w:rFonts w:ascii="Times New Roman" w:hAnsi="Times New Roman" w:cs="Times New Roman"/>
-        </w:rPr>
-        <w:t>+</w:t>
-      </w:r>
-      <w:r>
-        <w:rPr>
-          <w:rStyle w:val="mord"/>
-          <w:rFonts w:ascii="Times New Roman" w:hAnsi="Times New Roman" w:cs="Times New Roman"/>
-        </w:rPr>
-        <w:t>1</w:t>
-      </w:r>
-      <w:r>
-        <w:rPr>
-          <w:rStyle w:val="mpunct"/>
-          <w:rFonts w:ascii="Times New Roman" w:hAnsi="Times New Roman" w:cs="Times New Roman"/>
-        </w:rPr>
-        <w:t>,</w:t>
-      </w:r>
-      <w:r>
-        <w:rPr>
-          <w:rStyle w:val="mord"/>
-          <w:rFonts w:ascii="Times New Roman" w:hAnsi="Times New Roman" w:cs="Times New Roman"/>
-        </w:rPr>
-        <w:t>000</w:t>
-      </w:r>
-      <w:r>
-        <w:rPr>
-          <w:rStyle w:val="mbin"/>
-          <w:rFonts w:ascii="Times New Roman" w:hAnsi="Times New Roman" w:cs="Times New Roman"/>
-        </w:rPr>
-        <w:t>+</w:t>
-      </w:r>
-      <w:r>
-        <w:rPr>
-          <w:rStyle w:val="mord"/>
-          <w:rFonts w:ascii="Times New Roman" w:hAnsi="Times New Roman" w:cs="Times New Roman"/>
-        </w:rPr>
-        <w:t>10</w:t>
-      </w:r>
-      <w:r>
-        <w:rPr>
-          <w:rStyle w:val="mpunct"/>
-          <w:rFonts w:ascii="Times New Roman" w:hAnsi="Times New Roman" w:cs="Times New Roman"/>
-        </w:rPr>
-        <w:t>,</w:t>
-      </w:r>
-      <w:r>
-        <w:rPr>
-          <w:rStyle w:val="mord"/>
-          <w:rFonts w:ascii="Times New Roman" w:hAnsi="Times New Roman" w:cs="Times New Roman"/>
-        </w:rPr>
-        <w:t>000</w:t>
-      </w:r>
-      <w:r>
-        <w:rPr>
-          <w:rStyle w:val="mbin"/>
-          <w:rFonts w:ascii="Times New Roman" w:hAnsi="Times New Roman" w:cs="Times New Roman"/>
-        </w:rPr>
-        <w:t>+</w:t>
-      </w:r>
-      <w:r>
-        <w:rPr>
-          <w:rStyle w:val="mord"/>
-          <w:rFonts w:ascii="Times New Roman" w:hAnsi="Times New Roman" w:cs="Times New Roman"/>
-        </w:rPr>
-        <w:t>100</w:t>
-      </w:r>
-      <w:r>
-        <w:rPr>
-          <w:rStyle w:val="mbin"/>
-          <w:rFonts w:ascii="Times New Roman" w:hAnsi="Times New Roman" w:cs="Times New Roman"/>
-        </w:rPr>
-        <w:t>+</w:t>
-      </w:r>
-      <w:r>
-        <w:rPr>
-          <w:rStyle w:val="mord"/>
-          <w:rFonts w:ascii="Times New Roman" w:hAnsi="Times New Roman" w:cs="Times New Roman"/>
-        </w:rPr>
-        <w:t>100</w:t>
-      </w:r>
-      <w:r>
-        <w:rPr>
-          <w:rStyle w:val="mpunct"/>
-          <w:rFonts w:ascii="Times New Roman" w:hAnsi="Times New Roman" w:cs="Times New Roman"/>
-        </w:rPr>
-        <w:t>,</w:t>
-      </w:r>
-      <w:r>
-        <w:rPr>
-          <w:rStyle w:val="mord"/>
-          <w:rFonts w:ascii="Times New Roman" w:hAnsi="Times New Roman" w:cs="Times New Roman"/>
-        </w:rPr>
-        <w:t>000</w:t>
-      </w:r>
-      <w:r>
-        <w:rPr>
-          <w:rStyle w:val="mbin"/>
-          <w:rFonts w:ascii="Times New Roman" w:hAnsi="Times New Roman" w:cs="Times New Roman"/>
-        </w:rPr>
-        <w:t>+</w:t>
-      </w:r>
-      <w:r>
-        <w:rPr>
-          <w:rStyle w:val="mord"/>
-          <w:rFonts w:ascii="Times New Roman" w:hAnsi="Times New Roman" w:cs="Times New Roman"/>
-        </w:rPr>
-        <w:t>1</w:t>
-      </w:r>
-      <w:r>
-        <w:rPr>
-          <w:rStyle w:val="mpunct"/>
-          <w:rFonts w:ascii="Times New Roman" w:hAnsi="Times New Roman" w:cs="Times New Roman"/>
-        </w:rPr>
-        <w:t>,</w:t>
-      </w:r>
-      <w:r>
-        <w:rPr>
-          <w:rStyle w:val="mord"/>
-          <w:rFonts w:ascii="Times New Roman" w:hAnsi="Times New Roman" w:cs="Times New Roman"/>
-        </w:rPr>
-        <w:t>000</w:t>
-      </w:r>
-      <w:r>
-        <w:rPr>
-          <w:rStyle w:val="mpunct"/>
-          <w:rFonts w:ascii="Times New Roman" w:hAnsi="Times New Roman" w:cs="Times New Roman"/>
-        </w:rPr>
-        <w:t>,</w:t>
-      </w:r>
-      <w:r>
-        <w:rPr>
-          <w:rStyle w:val="mord"/>
-          <w:rFonts w:ascii="Times New Roman" w:hAnsi="Times New Roman" w:cs="Times New Roman"/>
-        </w:rPr>
-        <w:t>000</w:t>
-      </w:r>
-      <w:r>
-        <w:rPr>
-          <w:rFonts w:ascii="Times New Roman" w:hAnsi="Times New Roman" w:cs="Times New Roman"/>
-        </w:rPr>
-        <w:t xml:space="preserve"> </w:t>
-      </w:r>
-      <w:r>
-        <w:rPr>
-          <w:rStyle w:val="katex-mathml"/>
-          <w:rFonts w:ascii="Times New Roman" w:hAnsi="Times New Roman" w:cs="Times New Roman"/>
-        </w:rPr>
-        <w:t>≈</w:t>
-      </w:r>
-      <w:r>
-        <w:rPr>
-          <w:rStyle w:val="mord"/>
-          <w:rFonts w:ascii="Times New Roman" w:hAnsi="Times New Roman" w:cs="Times New Roman"/>
-        </w:rPr>
-        <w:t>1</w:t>
-      </w:r>
-      <w:r>
-        <w:rPr>
-          <w:rStyle w:val="mpunct"/>
-          <w:rFonts w:ascii="Times New Roman" w:hAnsi="Times New Roman" w:cs="Times New Roman"/>
-        </w:rPr>
-        <w:t>,</w:t>
-      </w:r>
-      <w:r>
-        <w:rPr>
-          <w:rStyle w:val="mord"/>
-          <w:rFonts w:ascii="Times New Roman" w:hAnsi="Times New Roman" w:cs="Times New Roman"/>
-        </w:rPr>
-        <w:t>221</w:t>
-      </w:r>
-      <w:r>
-        <w:rPr>
-          <w:rStyle w:val="mpunct"/>
-          <w:rFonts w:ascii="Times New Roman" w:hAnsi="Times New Roman" w:cs="Times New Roman"/>
-        </w:rPr>
-        <w:t>,</w:t>
-      </w:r>
-      <w:r>
-        <w:rPr>
-          <w:rStyle w:val="mord"/>
-          <w:rFonts w:ascii="Times New Roman" w:hAnsi="Times New Roman" w:cs="Times New Roman"/>
-        </w:rPr>
-        <w:t>500+</w:t>
-      </w:r>
+        <w:t>;</w:t>
+      </w:r>
+      <w:bookmarkStart w:id="2" w:name="_GoBack"/>
+      <w:bookmarkEnd w:id="2"/>
       <w:r>
         <w:rPr>
           <w:rFonts w:ascii="Times New Roman" w:hAnsi="Times New Roman" w:cs="Times New Roman"/>
@@ -4412,7 +4153,6 @@
       <w:r>
         <w:rPr>
           <w:rFonts w:ascii="Times New Roman" w:hAnsi="Times New Roman" w:cs="Times New Roman"/>
-          <w:lang w:val="de-DE"/>
         </w:rPr>
         <w:t xml:space="preserve">Zhang, M.-L., &amp; Zhou, Z.-H. (2014). </w:t>
       </w:r>
@@ -4508,6 +4248,7 @@
         <w:rPr>
           <w:rStyle w:val="Emfaz"/>
           <w:rFonts w:ascii="Times New Roman" w:hAnsi="Times New Roman" w:cs="Times New Roman"/>
+          <w:lang w:val="fr-FR"/>
         </w:rPr>
         <w:t>Classifier chains for multi</w:t>
       </w:r>
@@ -4515,6 +4256,7 @@
         <w:rPr>
           <w:rStyle w:val="Emfaz"/>
           <w:rFonts w:ascii="Times New Roman" w:hAnsi="Times New Roman" w:cs="Times New Roman"/>
+          <w:lang w:val="fr-FR"/>
         </w:rPr>
         <w:noBreakHyphen/>
         <w:t>label classification</w:t>
@@ -4522,6 +4264,7 @@
       <w:r>
         <w:rPr>
           <w:rFonts w:ascii="Times New Roman" w:hAnsi="Times New Roman" w:cs="Times New Roman"/>
+          <w:lang w:val="fr-FR"/>
         </w:rPr>
         <w:t xml:space="preserve">. </w:t>
       </w:r>
@@ -4663,10 +4406,7 @@
         <w:t xml:space="preserve"> (2nd ed.). Springer.</w:t>
       </w:r>
     </w:p>
-    <w:p>
-      <w:bookmarkStart w:id="2" w:name="_GoBack"/>
-      <w:bookmarkEnd w:id="2"/>
-    </w:p>
+    <w:p/>
     <w:sectPr>
       <w:pgSz w:w="12240" w:h="15840"/>
       <w:pgMar w:top="1134" w:right="850" w:bottom="1134" w:left="1701" w:header="708" w:footer="708" w:gutter="0"/>

--- a/Annex U.docx
+++ b/Annex U.docx
@@ -183,6 +183,13 @@
         <w:t>hyperparameters</w:t>
       </w:r>
       <w:proofErr w:type="spellEnd"/>
+      <w:r>
+        <w:rPr>
+          <w:sz w:val="22"/>
+          <w:szCs w:val="22"/>
+        </w:rPr>
+        <w:t>;</w:t>
+      </w:r>
     </w:p>
     <w:p>
       <w:pPr>
@@ -203,6 +210,13 @@
         </w:rPr>
         <w:t>method-specific parameters</w:t>
       </w:r>
+      <w:r>
+        <w:rPr>
+          <w:sz w:val="22"/>
+          <w:szCs w:val="22"/>
+        </w:rPr>
+        <w:t>;</w:t>
+      </w:r>
     </w:p>
     <w:p>
       <w:pPr>
@@ -232,6 +246,13 @@
         </w:rPr>
         <w:t xml:space="preserve"> / dependency parameters</w:t>
       </w:r>
+      <w:r>
+        <w:rPr>
+          <w:sz w:val="22"/>
+          <w:szCs w:val="22"/>
+        </w:rPr>
+        <w:t>.</w:t>
+      </w:r>
     </w:p>
     <w:p>
       <w:pPr>
@@ -263,6 +284,7 @@
         <w:pStyle w:val="Antrat1"/>
         <w:rPr>
           <w:rFonts w:ascii="Times New Roman" w:hAnsi="Times New Roman" w:cs="Times New Roman"/>
+          <w:b/>
           <w:color w:val="auto"/>
           <w:sz w:val="22"/>
           <w:szCs w:val="22"/>
@@ -271,6 +293,7 @@
       <w:r>
         <w:rPr>
           <w:rFonts w:ascii="Times New Roman" w:hAnsi="Times New Roman" w:cs="Times New Roman"/>
+          <w:b/>
           <w:color w:val="auto"/>
           <w:sz w:val="22"/>
           <w:szCs w:val="22"/>
@@ -283,6 +306,7 @@
         <w:pStyle w:val="Antrat2"/>
         <w:rPr>
           <w:rFonts w:ascii="Times New Roman" w:hAnsi="Times New Roman" w:cs="Times New Roman"/>
+          <w:i/>
           <w:color w:val="auto"/>
           <w:sz w:val="22"/>
           <w:szCs w:val="22"/>
@@ -291,6 +315,7 @@
       <w:r>
         <w:rPr>
           <w:rFonts w:ascii="Times New Roman" w:hAnsi="Times New Roman" w:cs="Times New Roman"/>
+          <w:i/>
           <w:color w:val="auto"/>
           <w:sz w:val="22"/>
           <w:szCs w:val="22"/>
@@ -538,6 +563,7 @@
         <w:pStyle w:val="Antrat2"/>
         <w:rPr>
           <w:rFonts w:ascii="Times New Roman" w:hAnsi="Times New Roman" w:cs="Times New Roman"/>
+          <w:i/>
           <w:color w:val="auto"/>
           <w:sz w:val="22"/>
           <w:szCs w:val="22"/>
@@ -546,6 +572,7 @@
       <w:r>
         <w:rPr>
           <w:rFonts w:ascii="Times New Roman" w:hAnsi="Times New Roman" w:cs="Times New Roman"/>
+          <w:i/>
           <w:color w:val="auto"/>
           <w:sz w:val="22"/>
           <w:szCs w:val="22"/>
@@ -765,6 +792,7 @@
         <w:pStyle w:val="Antrat2"/>
         <w:rPr>
           <w:rFonts w:ascii="Times New Roman" w:hAnsi="Times New Roman" w:cs="Times New Roman"/>
+          <w:i/>
           <w:color w:val="auto"/>
           <w:sz w:val="22"/>
           <w:szCs w:val="22"/>
@@ -773,6 +801,7 @@
       <w:r>
         <w:rPr>
           <w:rFonts w:ascii="Times New Roman" w:hAnsi="Times New Roman" w:cs="Times New Roman"/>
+          <w:i/>
           <w:color w:val="auto"/>
           <w:sz w:val="22"/>
           <w:szCs w:val="22"/>
@@ -979,6 +1008,7 @@
         <w:pStyle w:val="Antrat2"/>
         <w:rPr>
           <w:rFonts w:ascii="Times New Roman" w:hAnsi="Times New Roman" w:cs="Times New Roman"/>
+          <w:i/>
           <w:color w:val="auto"/>
           <w:sz w:val="22"/>
           <w:szCs w:val="22"/>
@@ -987,6 +1017,7 @@
       <w:r>
         <w:rPr>
           <w:rFonts w:ascii="Times New Roman" w:hAnsi="Times New Roman" w:cs="Times New Roman"/>
+          <w:i/>
           <w:color w:val="auto"/>
           <w:sz w:val="22"/>
           <w:szCs w:val="22"/>
@@ -997,6 +1028,7 @@
       <w:r>
         <w:rPr>
           <w:rFonts w:ascii="Times New Roman" w:hAnsi="Times New Roman" w:cs="Times New Roman"/>
+          <w:i/>
           <w:color w:val="auto"/>
           <w:sz w:val="22"/>
           <w:szCs w:val="22"/>
@@ -1007,6 +1039,7 @@
       <w:r>
         <w:rPr>
           <w:rFonts w:ascii="Times New Roman" w:hAnsi="Times New Roman" w:cs="Times New Roman"/>
+          <w:i/>
           <w:color w:val="auto"/>
           <w:sz w:val="22"/>
           <w:szCs w:val="22"/>
@@ -1126,6 +1159,7 @@
         <w:pStyle w:val="Antrat2"/>
         <w:rPr>
           <w:rFonts w:ascii="Times New Roman" w:hAnsi="Times New Roman" w:cs="Times New Roman"/>
+          <w:i/>
           <w:color w:val="auto"/>
           <w:sz w:val="22"/>
           <w:szCs w:val="22"/>
@@ -1134,6 +1168,7 @@
       <w:r>
         <w:rPr>
           <w:rFonts w:ascii="Times New Roman" w:hAnsi="Times New Roman" w:cs="Times New Roman"/>
+          <w:i/>
           <w:color w:val="auto"/>
           <w:sz w:val="22"/>
           <w:szCs w:val="22"/>
@@ -1144,6 +1179,7 @@
       <w:r>
         <w:rPr>
           <w:rFonts w:ascii="Times New Roman" w:hAnsi="Times New Roman" w:cs="Times New Roman"/>
+          <w:i/>
           <w:color w:val="auto"/>
           <w:sz w:val="22"/>
           <w:szCs w:val="22"/>
@@ -1284,6 +1320,7 @@
         <w:pStyle w:val="Antrat1"/>
         <w:rPr>
           <w:rFonts w:ascii="Times New Roman" w:hAnsi="Times New Roman" w:cs="Times New Roman"/>
+          <w:b/>
           <w:color w:val="auto"/>
           <w:sz w:val="22"/>
           <w:szCs w:val="22"/>
@@ -1292,6 +1329,7 @@
       <w:r>
         <w:rPr>
           <w:rFonts w:ascii="Times New Roman" w:hAnsi="Times New Roman" w:cs="Times New Roman"/>
+          <w:b/>
           <w:color w:val="auto"/>
           <w:sz w:val="22"/>
           <w:szCs w:val="22"/>
@@ -1304,6 +1342,7 @@
         <w:pStyle w:val="Antrat2"/>
         <w:rPr>
           <w:rFonts w:ascii="Times New Roman" w:hAnsi="Times New Roman" w:cs="Times New Roman"/>
+          <w:i/>
           <w:color w:val="auto"/>
           <w:sz w:val="22"/>
           <w:szCs w:val="22"/>
@@ -1312,6 +1351,7 @@
       <w:r>
         <w:rPr>
           <w:rFonts w:ascii="Times New Roman" w:hAnsi="Times New Roman" w:cs="Times New Roman"/>
+          <w:i/>
           <w:color w:val="auto"/>
           <w:sz w:val="22"/>
           <w:szCs w:val="22"/>
@@ -1322,6 +1362,7 @@
       <w:r>
         <w:rPr>
           <w:rFonts w:ascii="Times New Roman" w:hAnsi="Times New Roman" w:cs="Times New Roman"/>
+          <w:i/>
           <w:color w:val="auto"/>
           <w:sz w:val="22"/>
           <w:szCs w:val="22"/>
@@ -1364,7 +1405,21 @@
           <w:sz w:val="22"/>
           <w:szCs w:val="22"/>
         </w:rPr>
-        <w:t xml:space="preserve">Number of neighbors </w:t>
+        <w:t xml:space="preserve">Number of </w:t>
+      </w:r>
+      <w:r>
+        <w:rPr>
+          <w:sz w:val="22"/>
+          <w:szCs w:val="22"/>
+        </w:rPr>
+        <w:t xml:space="preserve">nearest </w:t>
+      </w:r>
+      <w:r>
+        <w:rPr>
+          <w:sz w:val="22"/>
+          <w:szCs w:val="22"/>
+        </w:rPr>
+        <w:t xml:space="preserve">neighbors </w:t>
       </w:r>
       <w:r>
         <w:rPr>
@@ -1442,6 +1497,7 @@
         <w:pStyle w:val="Antrat2"/>
         <w:rPr>
           <w:rFonts w:ascii="Times New Roman" w:hAnsi="Times New Roman" w:cs="Times New Roman"/>
+          <w:i/>
           <w:color w:val="auto"/>
           <w:sz w:val="22"/>
           <w:szCs w:val="22"/>
@@ -1450,6 +1506,7 @@
       <w:r>
         <w:rPr>
           <w:rFonts w:ascii="Times New Roman" w:hAnsi="Times New Roman" w:cs="Times New Roman"/>
+          <w:i/>
           <w:color w:val="auto"/>
           <w:sz w:val="22"/>
           <w:szCs w:val="22"/>
@@ -1579,6 +1636,7 @@
         <w:pStyle w:val="Antrat2"/>
         <w:rPr>
           <w:rFonts w:ascii="Times New Roman" w:hAnsi="Times New Roman" w:cs="Times New Roman"/>
+          <w:i/>
           <w:color w:val="auto"/>
           <w:sz w:val="22"/>
           <w:szCs w:val="22"/>
@@ -1587,6 +1645,7 @@
       <w:r>
         <w:rPr>
           <w:rFonts w:ascii="Times New Roman" w:hAnsi="Times New Roman" w:cs="Times New Roman"/>
+          <w:i/>
           <w:color w:val="auto"/>
           <w:sz w:val="22"/>
           <w:szCs w:val="22"/>
@@ -1708,6 +1767,7 @@
         <w:pStyle w:val="Antrat2"/>
         <w:rPr>
           <w:rFonts w:ascii="Times New Roman" w:hAnsi="Times New Roman" w:cs="Times New Roman"/>
+          <w:i/>
           <w:color w:val="auto"/>
           <w:sz w:val="22"/>
           <w:szCs w:val="22"/>
@@ -1716,6 +1776,7 @@
       <w:r>
         <w:rPr>
           <w:rFonts w:ascii="Times New Roman" w:hAnsi="Times New Roman" w:cs="Times New Roman"/>
+          <w:i/>
           <w:color w:val="auto"/>
           <w:sz w:val="22"/>
           <w:szCs w:val="22"/>
@@ -1956,6 +2017,7 @@
         <w:pStyle w:val="Antrat1"/>
         <w:rPr>
           <w:rFonts w:ascii="Times New Roman" w:hAnsi="Times New Roman" w:cs="Times New Roman"/>
+          <w:b/>
           <w:color w:val="auto"/>
           <w:sz w:val="22"/>
           <w:szCs w:val="22"/>
@@ -1964,6 +2026,7 @@
       <w:r>
         <w:rPr>
           <w:rFonts w:ascii="Times New Roman" w:hAnsi="Times New Roman" w:cs="Times New Roman"/>
+          <w:b/>
           <w:color w:val="auto"/>
           <w:sz w:val="22"/>
           <w:szCs w:val="22"/>
@@ -1976,6 +2039,7 @@
         <w:pStyle w:val="Antrat2"/>
         <w:rPr>
           <w:rFonts w:ascii="Times New Roman" w:hAnsi="Times New Roman" w:cs="Times New Roman"/>
+          <w:i/>
           <w:color w:val="auto"/>
           <w:sz w:val="22"/>
           <w:szCs w:val="22"/>
@@ -1984,6 +2048,7 @@
       <w:r>
         <w:rPr>
           <w:rFonts w:ascii="Times New Roman" w:hAnsi="Times New Roman" w:cs="Times New Roman"/>
+          <w:i/>
           <w:color w:val="auto"/>
           <w:sz w:val="22"/>
           <w:szCs w:val="22"/>
@@ -2088,6 +2153,7 @@
         <w:pStyle w:val="Antrat2"/>
         <w:rPr>
           <w:rFonts w:ascii="Times New Roman" w:hAnsi="Times New Roman" w:cs="Times New Roman"/>
+          <w:i/>
           <w:color w:val="auto"/>
           <w:sz w:val="22"/>
           <w:szCs w:val="22"/>
@@ -2096,6 +2162,7 @@
       <w:r>
         <w:rPr>
           <w:rFonts w:ascii="Times New Roman" w:hAnsi="Times New Roman" w:cs="Times New Roman"/>
+          <w:i/>
           <w:color w:val="auto"/>
           <w:sz w:val="22"/>
           <w:szCs w:val="22"/>
@@ -2235,6 +2302,7 @@
         <w:pStyle w:val="Antrat2"/>
         <w:rPr>
           <w:rFonts w:ascii="Times New Roman" w:hAnsi="Times New Roman" w:cs="Times New Roman"/>
+          <w:i/>
           <w:color w:val="auto"/>
           <w:sz w:val="22"/>
           <w:szCs w:val="22"/>
@@ -2243,6 +2311,7 @@
       <w:r>
         <w:rPr>
           <w:rFonts w:ascii="Times New Roman" w:hAnsi="Times New Roman" w:cs="Times New Roman"/>
+          <w:i/>
           <w:color w:val="auto"/>
           <w:sz w:val="22"/>
           <w:szCs w:val="22"/>
@@ -2361,6 +2430,7 @@
         <w:pStyle w:val="Antrat1"/>
         <w:rPr>
           <w:rFonts w:ascii="Times New Roman" w:hAnsi="Times New Roman" w:cs="Times New Roman"/>
+          <w:b/>
           <w:color w:val="auto"/>
           <w:sz w:val="22"/>
           <w:szCs w:val="22"/>
@@ -2369,6 +2439,7 @@
       <w:r>
         <w:rPr>
           <w:rFonts w:ascii="Times New Roman" w:hAnsi="Times New Roman" w:cs="Times New Roman"/>
+          <w:b/>
           <w:color w:val="auto"/>
           <w:sz w:val="22"/>
           <w:szCs w:val="22"/>
@@ -2381,6 +2452,7 @@
         <w:pStyle w:val="Antrat2"/>
         <w:rPr>
           <w:rFonts w:ascii="Times New Roman" w:hAnsi="Times New Roman" w:cs="Times New Roman"/>
+          <w:i/>
           <w:color w:val="auto"/>
           <w:sz w:val="22"/>
           <w:szCs w:val="22"/>
@@ -2389,6 +2461,7 @@
       <w:r>
         <w:rPr>
           <w:rFonts w:ascii="Times New Roman" w:hAnsi="Times New Roman" w:cs="Times New Roman"/>
+          <w:i/>
           <w:color w:val="auto"/>
           <w:sz w:val="22"/>
           <w:szCs w:val="22"/>
@@ -2570,6 +2643,7 @@
         <w:pStyle w:val="Antrat2"/>
         <w:rPr>
           <w:rFonts w:ascii="Times New Roman" w:hAnsi="Times New Roman" w:cs="Times New Roman"/>
+          <w:i/>
           <w:color w:val="auto"/>
           <w:sz w:val="22"/>
           <w:szCs w:val="22"/>
@@ -2578,6 +2652,7 @@
       <w:r>
         <w:rPr>
           <w:rFonts w:ascii="Times New Roman" w:hAnsi="Times New Roman" w:cs="Times New Roman"/>
+          <w:i/>
           <w:color w:val="auto"/>
           <w:sz w:val="22"/>
           <w:szCs w:val="22"/>
@@ -3902,8 +3977,6 @@
         </w:rPr>
         <w:t>;</w:t>
       </w:r>
-      <w:bookmarkStart w:id="2" w:name="_GoBack"/>
-      <w:bookmarkEnd w:id="2"/>
       <w:r>
         <w:rPr>
           <w:rFonts w:ascii="Times New Roman" w:hAnsi="Times New Roman" w:cs="Times New Roman"/>
@@ -4406,7 +4479,117 @@
         <w:t xml:space="preserve"> (2nd ed.). Springer.</w:t>
       </w:r>
     </w:p>
-    <w:p/>
+    <w:p>
+      <w:pPr>
+        <w:spacing w:after="0" w:line="240" w:lineRule="auto"/>
+        <w:jc w:val="both"/>
+        <w:rPr>
+          <w:rFonts w:ascii="Times New Roman" w:hAnsi="Times New Roman" w:cs="Times New Roman"/>
+        </w:rPr>
+      </w:pPr>
+      <w:proofErr w:type="spellStart"/>
+      <w:r>
+        <w:rPr>
+          <w:rFonts w:ascii="Times New Roman" w:hAnsi="Times New Roman" w:cs="Times New Roman"/>
+        </w:rPr>
+        <w:t>Pedregosa</w:t>
+      </w:r>
+      <w:proofErr w:type="spellEnd"/>
+      <w:r>
+        <w:rPr>
+          <w:rFonts w:ascii="Times New Roman" w:hAnsi="Times New Roman" w:cs="Times New Roman"/>
+        </w:rPr>
+        <w:t xml:space="preserve">, F., </w:t>
+      </w:r>
+      <w:proofErr w:type="spellStart"/>
+      <w:r>
+        <w:rPr>
+          <w:rFonts w:ascii="Times New Roman" w:hAnsi="Times New Roman" w:cs="Times New Roman"/>
+        </w:rPr>
+        <w:t>Varoquaux</w:t>
+      </w:r>
+      <w:proofErr w:type="spellEnd"/>
+      <w:r>
+        <w:rPr>
+          <w:rFonts w:ascii="Times New Roman" w:hAnsi="Times New Roman" w:cs="Times New Roman"/>
+        </w:rPr>
+        <w:t xml:space="preserve">, </w:t>
+      </w:r>
+      <w:proofErr w:type="spellStart"/>
+      <w:r>
+        <w:rPr>
+          <w:rFonts w:ascii="Times New Roman" w:hAnsi="Times New Roman" w:cs="Times New Roman"/>
+        </w:rPr>
+        <w:t>Ga"el</w:t>
+      </w:r>
+      <w:proofErr w:type="spellEnd"/>
+      <w:r>
+        <w:rPr>
+          <w:rFonts w:ascii="Times New Roman" w:hAnsi="Times New Roman" w:cs="Times New Roman"/>
+        </w:rPr>
+        <w:t xml:space="preserve">, </w:t>
+      </w:r>
+      <w:proofErr w:type="spellStart"/>
+      <w:r>
+        <w:rPr>
+          <w:rFonts w:ascii="Times New Roman" w:hAnsi="Times New Roman" w:cs="Times New Roman"/>
+        </w:rPr>
+        <w:t>Gramfort</w:t>
+      </w:r>
+      <w:proofErr w:type="spellEnd"/>
+      <w:r>
+        <w:rPr>
+          <w:rFonts w:ascii="Times New Roman" w:hAnsi="Times New Roman" w:cs="Times New Roman"/>
+        </w:rPr>
+        <w:t xml:space="preserve">, A., Michel, V., </w:t>
+      </w:r>
+      <w:proofErr w:type="spellStart"/>
+      <w:r>
+        <w:rPr>
+          <w:rFonts w:ascii="Times New Roman" w:hAnsi="Times New Roman" w:cs="Times New Roman"/>
+        </w:rPr>
+        <w:t>Thirion</w:t>
+      </w:r>
+      <w:proofErr w:type="spellEnd"/>
+      <w:r>
+        <w:rPr>
+          <w:rFonts w:ascii="Times New Roman" w:hAnsi="Times New Roman" w:cs="Times New Roman"/>
+        </w:rPr>
+        <w:t xml:space="preserve">, B., </w:t>
+      </w:r>
+      <w:proofErr w:type="spellStart"/>
+      <w:r>
+        <w:rPr>
+          <w:rFonts w:ascii="Times New Roman" w:hAnsi="Times New Roman" w:cs="Times New Roman"/>
+        </w:rPr>
+        <w:t>Grisel</w:t>
+      </w:r>
+      <w:proofErr w:type="spellEnd"/>
+      <w:r>
+        <w:rPr>
+          <w:rFonts w:ascii="Times New Roman" w:hAnsi="Times New Roman" w:cs="Times New Roman"/>
+        </w:rPr>
+        <w:t xml:space="preserve">, O., … others. (2011). </w:t>
+      </w:r>
+      <w:proofErr w:type="spellStart"/>
+      <w:r>
+        <w:rPr>
+          <w:rFonts w:ascii="Times New Roman" w:hAnsi="Times New Roman" w:cs="Times New Roman"/>
+        </w:rPr>
+        <w:t>Scikit</w:t>
+      </w:r>
+      <w:proofErr w:type="spellEnd"/>
+      <w:r>
+        <w:rPr>
+          <w:rFonts w:ascii="Times New Roman" w:hAnsi="Times New Roman" w:cs="Times New Roman"/>
+        </w:rPr>
+        <w:t>-learn: Machine learning in Python.</w:t>
+      </w:r>
+    </w:p>
+    <w:p>
+      <w:bookmarkStart w:id="2" w:name="_GoBack"/>
+      <w:bookmarkEnd w:id="2"/>
+    </w:p>
     <w:sectPr>
       <w:pgSz w:w="12240" w:h="15840"/>
       <w:pgMar w:top="1134" w:right="850" w:bottom="1134" w:left="1701" w:header="708" w:footer="708" w:gutter="0"/>
